--- a/mat282_midterm/MAT282_Midterm_Version_B.docx
+++ b/mat282_midterm/MAT282_Midterm_Version_B.docx
@@ -2956,7 +2956,7 @@
           <w:sz w:val="19"/>
           <w:szCs w:val="19"/>
         </w:rPr>
-        <w:t xml:space="preserve">X₂ = sunshine (hours)</w:t>
+        <w:t xml:space="preserve">X₂ = weekend (1 = Saturday or Sunday, 0 = weekday)</w:t>
       </w:r>
       <w:r>
         <w:rPr>
@@ -2974,7 +2974,7 @@
           <w:sz w:val="19"/>
           <w:szCs w:val="19"/>
         </w:rPr>
-        <w:t xml:space="preserve">X₃ = weekend (1 = Saturday or Sunday, 0 = weekday)</w:t>
+        <w:t xml:space="preserve">X₃ = iced coffee price (€)</w:t>
       </w:r>
       <w:r>
         <w:rPr>
@@ -4318,7 +4318,7 @@
                 <w:sz w:val="18"/>
                 <w:szCs w:val="18"/>
               </w:rPr>
-              <w:t xml:space="preserve">17.93</w:t>
+              <w:t xml:space="preserve">−21.58</w:t>
             </w:r>
           </w:p>
         </w:tc>
@@ -4352,7 +4352,7 @@
                 <w:sz w:val="18"/>
                 <w:szCs w:val="18"/>
               </w:rPr>
-              <w:t xml:space="preserve">−0.20</w:t>
+              <w:t xml:space="preserve">18.09</w:t>
             </w:r>
           </w:p>
         </w:tc>
@@ -4386,7 +4386,7 @@
                 <w:sz w:val="18"/>
                 <w:szCs w:val="18"/>
               </w:rPr>
-              <w:t xml:space="preserve">4.35</w:t>
+              <w:t xml:space="preserve">3.45</w:t>
             </w:r>
           </w:p>
         </w:tc>
@@ -4420,7 +4420,7 @@
                 <w:sz w:val="18"/>
                 <w:szCs w:val="18"/>
               </w:rPr>
-              <w:t xml:space="preserve">9.78</w:t>
+              <w:t xml:space="preserve">100.04</w:t>
             </w:r>
           </w:p>
         </w:tc>
@@ -4459,7 +4459,7 @@
                 <w:sz w:val="18"/>
                 <w:szCs w:val="18"/>
               </w:rPr>
-              <w:t xml:space="preserve">2.24</w:t>
+              <w:t xml:space="preserve">4.41</w:t>
             </w:r>
           </w:p>
         </w:tc>
@@ -4493,7 +4493,7 @@
                 <w:sz w:val="18"/>
                 <w:szCs w:val="18"/>
               </w:rPr>
-              <w:t xml:space="preserve">0.66</w:t>
+              <w:t xml:space="preserve">2.09</w:t>
             </w:r>
           </w:p>
         </w:tc>
@@ -4527,7 +4527,7 @@
                 <w:sz w:val="18"/>
                 <w:szCs w:val="18"/>
               </w:rPr>
-              <w:t xml:space="preserve">0.48</w:t>
+              <w:t xml:space="preserve">0.32</w:t>
             </w:r>
           </w:p>
         </w:tc>
@@ -4561,7 +4561,7 @@
                 <w:sz w:val="18"/>
                 <w:szCs w:val="18"/>
               </w:rPr>
-              <w:t xml:space="preserve">7.84</w:t>
+              <w:t xml:space="preserve">19.29</w:t>
             </w:r>
           </w:p>
         </w:tc>
@@ -4600,7 +4600,7 @@
                 <w:sz w:val="18"/>
                 <w:szCs w:val="18"/>
               </w:rPr>
-              <w:t xml:space="preserve">0.62</w:t>
+              <w:t xml:space="preserve">0.67</w:t>
             </w:r>
           </w:p>
         </w:tc>
@@ -4634,7 +4634,7 @@
                 <w:sz w:val="18"/>
                 <w:szCs w:val="18"/>
               </w:rPr>
-              <w:t xml:space="preserve">13.11</w:t>
+              <w:t xml:space="preserve">12.25</w:t>
             </w:r>
           </w:p>
         </w:tc>
@@ -4723,7 +4723,7 @@
                 <w:sz w:val="18"/>
                 <w:szCs w:val="18"/>
               </w:rPr>
-              <w:t xml:space="preserve">88.32</w:t>
+              <w:t xml:space="preserve">109.15</w:t>
             </w:r>
           </w:p>
         </w:tc>
@@ -4846,7 +4846,7 @@
                 <w:sz w:val="18"/>
                 <w:szCs w:val="18"/>
               </w:rPr>
-              <w:t xml:space="preserve">45558.77</w:t>
+              <w:t xml:space="preserve">49144.00</w:t>
             </w:r>
           </w:p>
         </w:tc>
@@ -4880,7 +4880,7 @@
                 <w:sz w:val="18"/>
                 <w:szCs w:val="18"/>
               </w:rPr>
-              <w:t xml:space="preserve">28198.94</w:t>
+              <w:t xml:space="preserve">24613.71</w:t>
             </w:r>
           </w:p>
         </w:tc>
@@ -5291,7 +5291,7 @@
                 <w:sz w:val="18"/>
                 <w:szCs w:val="18"/>
               </w:rPr>
-              <w:t xml:space="preserve">“Each extra hour of sunshine reduces iced coffee sales by 0.20 cups, so sunny days are bad for business.”</w:t>
+              <w:t xml:space="preserve">“Raising the price by €0.20 reduces predicted sales by 21.58 cups.”</w:t>
             </w:r>
           </w:p>
         </w:tc>
@@ -5364,7 +5364,7 @@
                 <w:sz w:val="18"/>
                 <w:szCs w:val="18"/>
               </w:rPr>
-              <w:t xml:space="preserve">“Warm weather makes each customer buy 4.35 more iced coffees for every °C.”</w:t>
+              <w:t xml:space="preserve">“On weekdays the weekend variable is 0, so the café sells no iced coffee.”</w:t>
             </w:r>
           </w:p>
         </w:tc>
@@ -5437,7 +5437,7 @@
                 <w:sz w:val="18"/>
                 <w:szCs w:val="18"/>
               </w:rPr>
-              <w:t xml:space="preserve">“SE − Y = 13.11 means every forecast is wrong by exactly 13 cups.”</w:t>
+              <w:t xml:space="preserve">“SE − Y = 12.25 means every forecast is wrong by exactly 12 cups.”</w:t>
             </w:r>
           </w:p>
         </w:tc>
@@ -5574,7 +5574,7 @@
                 <w:sz w:val="19"/>
                 <w:szCs w:val="19"/>
               </w:rPr>
-              <w:t xml:space="preserve">A coefficient is clearly different from zero if it is </w:t>
+              <w:t xml:space="preserve">(a) By how much does predicted sales change if the price rises by </w:t>
             </w:r>
             <w:r>
               <w:rPr>
@@ -5584,7 +5584,7 @@
                 <w:sz w:val="19"/>
                 <w:szCs w:val="19"/>
               </w:rPr>
-              <w:t xml:space="preserve">more than 2 standard errors</w:t>
+              <w:t xml:space="preserve">€0.20</w:t>
             </w:r>
             <w:r>
               <w:rPr>
@@ -5592,7 +5592,7 @@
                 <w:sz w:val="19"/>
                 <w:szCs w:val="19"/>
               </w:rPr>
-              <w:t xml:space="preserve"> away from zero. (a) Which one predictor is </w:t>
+              <w:t xml:space="preserve"> and nothing else changes? (b) By how much does it change on a day that is </w:t>
             </w:r>
             <w:r>
               <w:rPr>
@@ -5602,7 +5602,7 @@
                 <w:sz w:val="19"/>
                 <w:szCs w:val="19"/>
               </w:rPr>
-              <w:t xml:space="preserve">not</w:t>
+              <w:t xml:space="preserve">4 °C cooler</w:t>
             </w:r>
             <w:r>
               <w:rPr>
@@ -5610,7 +5610,7 @@
                 <w:sz w:val="19"/>
                 <w:szCs w:val="19"/>
               </w:rPr>
-              <w:t xml:space="preserve">? Show the comparison. (b) Use Section 1 to suggest why. (c) What would you do with this predictor?</w:t>
+              <w:t xml:space="preserve">? (c) A colleague says “price matters more than temperature because 21.58 is bigger than 3.45”. Use (a) and (b) to say why that comparison is misleading.</w:t>
             </w:r>
           </w:p>
         </w:tc>
@@ -5777,7 +5777,7 @@
                 <w:sz w:val="19"/>
                 <w:szCs w:val="19"/>
               </w:rPr>
-              <w:t xml:space="preserve">Tomorrow is forecast to be 24 °C with 6 hours of sunshine on a weekend. (a) Predict iced coffee sales. (b) Use SE − Y to give a rough range: prediction ± 2 × SE − Y. (c) Actual sales turn out to be </w:t>
+              <w:t xml:space="preserve">Tomorrow is forecast to be 24 °C, on a weekday, with the price set at €3.30. (a) Predict iced coffee sales. (b) Actual sales turn out to be </w:t>
             </w:r>
             <w:r>
               <w:rPr>
@@ -5795,7 +5795,7 @@
                 <w:sz w:val="19"/>
                 <w:szCs w:val="19"/>
               </w:rPr>
-              <w:t xml:space="preserve">. Is that surprising? Explain.</w:t>
+              <w:t xml:space="preserve">: calculate the residual. (c) SE − Y is the typical size of a forecast error. Is your residual smaller or larger than SE − Y, and what does that say about this forecast?</w:t>
             </w:r>
           </w:p>
         </w:tc>
@@ -9132,82 +9132,89 @@
         <w:t xml:space="preserve"> (Group 2). The average temperature was 21 °C in the “before” sample and 25 °C in the “after” sample.</w:t>
       </w:r>
     </w:p>
-    <w:tbl>
-      <w:tblPr>
-        <w:tblW w:type="dxa" w:w="10206"/>
-        <w:tblBorders>
-          <w:top w:val="single" w:color="auto" w:sz="4"/>
-          <w:left w:val="single" w:color="auto" w:sz="4"/>
-          <w:bottom w:val="single" w:color="auto" w:sz="4"/>
-          <w:right w:val="single" w:color="auto" w:sz="4"/>
-          <w:insideH w:val="single" w:color="auto" w:sz="4"/>
-          <w:insideV w:val="single" w:color="auto" w:sz="4"/>
-        </w:tblBorders>
-      </w:tblPr>
-      <w:tblGrid>
-        <w:gridCol w:w="10206"/>
-      </w:tblGrid>
-      <w:tr>
-        <w:tc>
-          <w:tcPr>
-            <w:tcW w:type="dxa" w:w="10206"/>
-            <w:tcBorders>
-              <w:top w:val="single" w:color="808080" w:sz="4"/>
-              <w:left w:val="single" w:color="808080" w:sz="4"/>
-              <w:bottom w:val="single" w:color="808080" w:sz="4"/>
-              <w:right w:val="single" w:color="808080" w:sz="4"/>
-            </w:tcBorders>
-            <w:shd w:fill="F2F2F2" w:color="auto" w:val="clear"/>
-            <w:tcMar>
-              <w:top w:type="dxa" w:w="80"/>
-              <w:left w:type="dxa" w:w="120"/>
-              <w:bottom w:type="dxa" w:w="80"/>
-              <w:right w:type="dxa" w:w="120"/>
-            </w:tcMar>
-          </w:tcPr>
-          <w:p>
-            <w:pPr>
-              <w:spacing w:after="30"/>
-            </w:pPr>
-            <w:r>
-              <w:rPr>
-                <w:rFonts w:ascii="Arial" w:cs="Arial" w:eastAsia="Arial" w:hAnsi="Arial"/>
-                <w:b/>
-                <w:bCs/>
-                <w:sz w:val="18"/>
-                <w:szCs w:val="18"/>
-              </w:rPr>
-              <w:t xml:space="preserve">Formulas.</w:t>
-            </w:r>
-            <w:r>
-              <w:rPr>
-                <w:rFonts w:ascii="Arial" w:cs="Arial" w:eastAsia="Arial" w:hAnsi="Arial"/>
-                <w:sz w:val="18"/>
-                <w:szCs w:val="18"/>
-              </w:rPr>
-              <w:t xml:space="preserve"> s = √[ Σ(x − x̄)² ÷ (n − 1) ]  ·  s_p = √[ ((n₁ − 1)s₁² + (n₂ − 1)s₂²) ÷ (n₁ + n₂ − 2) ]  ·  t = (x̄₁ − x̄₂) ÷ [ s_p × √(1/n₁ + 1/n₂) ]  ·  df = n₁ + n₂ − 2</w:t>
-            </w:r>
-          </w:p>
-          <w:p>
-            <w:pPr>
-              <w:spacing w:after="30"/>
-            </w:pPr>
-            <w:r>
-              <w:rPr>
-                <w:rFonts w:ascii="Arial" w:cs="Arial" w:eastAsia="Arial" w:hAnsi="Arial"/>
-                <w:sz w:val="18"/>
-                <w:szCs w:val="18"/>
-              </w:rPr>
-              <w:t xml:space="preserve">For df = 8 the two-tailed 5% critical value is 2.31. A negative t only means that Group 2 has the larger mean.</w:t>
-            </w:r>
-          </w:p>
-        </w:tc>
-      </w:tr>
-    </w:tbl>
     <w:p>
       <w:pPr>
-        <w:spacing w:after="80" w:before="0"/>
+        <w:keepLines/>
+        <w:spacing w:after="60" w:before="40"/>
       </w:pPr>
+      <w:r>
+        <w:rPr>
+          <w:rFonts w:ascii="Arial" w:cs="Arial" w:eastAsia="Arial" w:hAnsi="Arial"/>
+          <w:b/>
+          <w:bCs/>
+          <w:sz w:val="19"/>
+          <w:szCs w:val="19"/>
+        </w:rPr>
+        <w:t xml:space="preserve">Formulas</w:t>
+      </w:r>
+      <w:r>
+        <w:rPr>
+          <w:rFonts w:ascii="Arial" w:cs="Arial" w:eastAsia="Arial" w:hAnsi="Arial"/>
+          <w:sz w:val="19"/>
+          <w:szCs w:val="19"/>
+        </w:rPr>
+        <w:t xml:space="preserve"> (as given in class):</w:t>
+      </w:r>
+    </w:p>
+    <w:p>
+      <w:pPr>
+        <w:spacing w:after="60" w:before="40"/>
+        <w:jc w:val="center"/>
+      </w:pPr>
+      <w:r>
+        <w:drawing>
+          <wp:inline distT="0" distB="0" distL="0" distR="0">
+            <wp:extent cx="6096000" cy="676275"/>
+            <wp:effectExtent t="0" r="0" b="0" l="0"/>
+            <wp:docPr id="1" name="fig" descr="figure" title="figure"/>
+            <wp:cNvGraphicFramePr>
+              <a:graphicFrameLocks xmlns:a="http://schemas.openxmlformats.org/drawingml/2006/main" noChangeAspect="1"/>
+            </wp:cNvGraphicFramePr>
+            <a:graphic xmlns:a="http://schemas.openxmlformats.org/drawingml/2006/main">
+              <a:graphicData uri="http://schemas.openxmlformats.org/drawingml/2006/picture">
+                <pic:pic xmlns:pic="http://schemas.openxmlformats.org/drawingml/2006/picture">
+                  <pic:nvPicPr>
+                    <pic:cNvPr id="0" name="" descr=""/>
+                    <pic:cNvPicPr>
+                      <a:picLocks noChangeAspect="1" noChangeArrowheads="1"/>
+                    </pic:cNvPicPr>
+                  </pic:nvPicPr>
+                  <pic:blipFill>
+                    <a:blip r:embed="rId10" cstate="none"/>
+                    <a:srcRect/>
+                    <a:stretch>
+                      <a:fillRect/>
+                    </a:stretch>
+                  </pic:blipFill>
+                  <pic:spPr bwMode="auto">
+                    <a:xfrm>
+                      <a:off x="0" y="0"/>
+                      <a:ext cx="6096000" cy="676275"/>
+                    </a:xfrm>
+                    <a:prstGeom prst="rect">
+                      <a:avLst/>
+                    </a:prstGeom>
+                  </pic:spPr>
+                </pic:pic>
+              </a:graphicData>
+            </a:graphic>
+          </wp:inline>
+        </w:drawing>
+      </w:r>
+    </w:p>
+    <w:p>
+      <w:pPr>
+        <w:keepLines/>
+        <w:spacing w:after="60" w:before="40"/>
+      </w:pPr>
+      <w:r>
+        <w:rPr>
+          <w:rFonts w:ascii="Arial" w:cs="Arial" w:eastAsia="Arial" w:hAnsi="Arial"/>
+          <w:sz w:val="19"/>
+          <w:szCs w:val="19"/>
+        </w:rPr>
+        <w:t xml:space="preserve">A negative t only means that Group 2 has the larger mean.</w:t>
+      </w:r>
     </w:p>
     <w:p>
       <w:pPr>
@@ -11477,7 +11484,7 @@
                 <w:sz w:val="19"/>
                 <w:szCs w:val="19"/>
               </w:rPr>
-              <w:t xml:space="preserve">(i) State the null hypothesis in words. (ii) Is the difference statistically significant at 5%? Explain using the p-value and your t. (iii) In plain words, what does p = 0.021 mean?</w:t>
+              <w:t xml:space="preserve">(i) State the null hypothesis in words. (ii) Is the difference statistically significant at 5%? Explain using the p-value. (iii) In plain words, what does p = 0.021 mean?</w:t>
             </w:r>
           </w:p>
         </w:tc>

--- a/mat282_midterm/MAT282_Midterm_Version_B.docx
+++ b/mat282_midterm/MAT282_Midterm_Version_B.docx
@@ -128,7 +128,7 @@
           <w:sz w:val="19"/>
           <w:szCs w:val="19"/>
         </w:rPr>
-        <w:t xml:space="preserve">Use a basic calculator. Show your working. Allow about 7, 10, 7, 10 and 3 minutes for Sections 1–5, plus 3 minutes to read and check. Sections 1 and 5 are marked on clear reasoning, not on matching one “right” answer. The data are synthetic teaching data from a fictional seaside café.</w:t>
+        <w:t xml:space="preserve">Use a basic calculator. Show your working. Allow about 21 minutes for Part 1, 7 for Part 2, 6 for Part 3 and 3 for the Summary, plus 3 minutes to read and check. Part 1 and the Summary are marked on clear reasoning and clear explanations in your own words. The data are synthetic teaching data from a fictional seaside café.</w:t>
       </w:r>
     </w:p>
     <w:tbl>
@@ -145,10 +145,10 @@
         </w:tblBorders>
       </w:tblPr>
       <w:tblGrid>
-        <w:gridCol w:w="1100"/>
-        <w:gridCol w:w="5400"/>
         <w:gridCol w:w="1500"/>
-        <w:gridCol w:w="2200"/>
+        <w:gridCol w:w="5300"/>
+        <w:gridCol w:w="1500"/>
+        <w:gridCol w:w="1900"/>
       </w:tblGrid>
       <w:tr>
         <w:trPr>
@@ -156,7 +156,7 @@
         </w:trPr>
         <w:tc>
           <w:tcPr>
-            <w:tcW w:type="dxa" w:w="1100"/>
+            <w:tcW w:type="dxa" w:w="1500"/>
             <w:tcBorders>
               <w:top w:val="single" w:color="808080" w:sz="4"/>
               <w:left w:val="single" w:color="808080" w:sz="4"/>
@@ -185,13 +185,13 @@
                 <w:sz w:val="18"/>
                 <w:szCs w:val="18"/>
               </w:rPr>
-              <w:t xml:space="preserve">Section</w:t>
-            </w:r>
-          </w:p>
-        </w:tc>
-        <w:tc>
-          <w:tcPr>
-            <w:tcW w:type="dxa" w:w="5400"/>
+              <w:t xml:space="preserve">Part</w:t>
+            </w:r>
+          </w:p>
+        </w:tc>
+        <w:tc>
+          <w:tcPr>
+            <w:tcW w:type="dxa" w:w="5300"/>
             <w:tcBorders>
               <w:top w:val="single" w:color="808080" w:sz="4"/>
               <w:left w:val="single" w:color="808080" w:sz="4"/>
@@ -261,7 +261,7 @@
         </w:tc>
         <w:tc>
           <w:tcPr>
-            <w:tcW w:type="dxa" w:w="2200"/>
+            <w:tcW w:type="dxa" w:w="1900"/>
             <w:tcBorders>
               <w:top w:val="single" w:color="808080" w:sz="4"/>
               <w:left w:val="single" w:color="808080" w:sz="4"/>
@@ -301,7 +301,7 @@
         </w:trPr>
         <w:tc>
           <w:tcPr>
-            <w:tcW w:type="dxa" w:w="1100"/>
+            <w:tcW w:type="dxa" w:w="1500"/>
             <w:tcBorders>
               <w:top w:val="single" w:color="808080" w:sz="4"/>
               <w:left w:val="single" w:color="808080" w:sz="4"/>
@@ -335,7 +335,7 @@
         </w:tc>
         <w:tc>
           <w:tcPr>
-            <w:tcW w:type="dxa" w:w="5400"/>
+            <w:tcW w:type="dxa" w:w="5300"/>
             <w:tcBorders>
               <w:top w:val="single" w:color="808080" w:sz="4"/>
               <w:left w:val="single" w:color="808080" w:sz="4"/>
@@ -363,7 +363,7 @@
                 <w:sz w:val="18"/>
                 <w:szCs w:val="18"/>
               </w:rPr>
-              <w:t xml:space="preserve">Choose the inputs</w:t>
+              <w:t xml:space="preserve">Concepts: model choices, interpreting coefficients, outliers</w:t>
             </w:r>
           </w:p>
         </w:tc>
@@ -397,13 +397,13 @@
                 <w:sz w:val="18"/>
                 <w:szCs w:val="18"/>
               </w:rPr>
-              <w:t xml:space="preserve">8</w:t>
-            </w:r>
-          </w:p>
-        </w:tc>
-        <w:tc>
-          <w:tcPr>
-            <w:tcW w:type="dxa" w:w="2200"/>
+              <w:t xml:space="preserve">24</w:t>
+            </w:r>
+          </w:p>
+        </w:tc>
+        <w:tc>
+          <w:tcPr>
+            <w:tcW w:type="dxa" w:w="1900"/>
             <w:tcBorders>
               <w:top w:val="single" w:color="808080" w:sz="4"/>
               <w:left w:val="single" w:color="808080" w:sz="4"/>
@@ -432,7 +432,7 @@
         </w:trPr>
         <w:tc>
           <w:tcPr>
-            <w:tcW w:type="dxa" w:w="1100"/>
+            <w:tcW w:type="dxa" w:w="1500"/>
             <w:tcBorders>
               <w:top w:val="single" w:color="808080" w:sz="4"/>
               <w:left w:val="single" w:color="808080" w:sz="4"/>
@@ -466,7 +466,7 @@
         </w:tc>
         <w:tc>
           <w:tcPr>
-            <w:tcW w:type="dxa" w:w="5400"/>
+            <w:tcW w:type="dxa" w:w="5300"/>
             <w:tcBorders>
               <w:top w:val="single" w:color="808080" w:sz="4"/>
               <w:left w:val="single" w:color="808080" w:sz="4"/>
@@ -494,7 +494,7 @@
                 <w:sz w:val="18"/>
                 <w:szCs w:val="18"/>
               </w:rPr>
-              <w:t xml:space="preserve">Read the LINEST output</w:t>
+              <w:t xml:space="preserve">Calculations by hand: the t-test</w:t>
             </w:r>
           </w:p>
         </w:tc>
@@ -528,13 +528,13 @@
                 <w:sz w:val="18"/>
                 <w:szCs w:val="18"/>
               </w:rPr>
-              <w:t xml:space="preserve">12</w:t>
-            </w:r>
-          </w:p>
-        </w:tc>
-        <w:tc>
-          <w:tcPr>
-            <w:tcW w:type="dxa" w:w="2200"/>
+              <w:t xml:space="preserve">5</w:t>
+            </w:r>
+          </w:p>
+        </w:tc>
+        <w:tc>
+          <w:tcPr>
+            <w:tcW w:type="dxa" w:w="1900"/>
             <w:tcBorders>
               <w:top w:val="single" w:color="808080" w:sz="4"/>
               <w:left w:val="single" w:color="808080" w:sz="4"/>
@@ -563,7 +563,7 @@
         </w:trPr>
         <w:tc>
           <w:tcPr>
-            <w:tcW w:type="dxa" w:w="1100"/>
+            <w:tcW w:type="dxa" w:w="1500"/>
             <w:tcBorders>
               <w:top w:val="single" w:color="808080" w:sz="4"/>
               <w:left w:val="single" w:color="808080" w:sz="4"/>
@@ -597,7 +597,7 @@
         </w:tc>
         <w:tc>
           <w:tcPr>
-            <w:tcW w:type="dxa" w:w="5400"/>
+            <w:tcW w:type="dxa" w:w="5300"/>
             <w:tcBorders>
               <w:top w:val="single" w:color="808080" w:sz="4"/>
               <w:left w:val="single" w:color="808080" w:sz="4"/>
@@ -625,7 +625,7 @@
                 <w:sz w:val="18"/>
                 <w:szCs w:val="18"/>
               </w:rPr>
-              <w:t xml:space="preserve">Errors and outliers</w:t>
+              <w:t xml:space="preserve">Computations in Sheets: functions and interpretation</w:t>
             </w:r>
           </w:p>
         </w:tc>
@@ -665,7 +665,7 @@
         </w:tc>
         <w:tc>
           <w:tcPr>
-            <w:tcW w:type="dxa" w:w="2200"/>
+            <w:tcW w:type="dxa" w:w="1900"/>
             <w:tcBorders>
               <w:top w:val="single" w:color="808080" w:sz="4"/>
               <w:left w:val="single" w:color="808080" w:sz="4"/>
@@ -694,7 +694,7 @@
         </w:trPr>
         <w:tc>
           <w:tcPr>
-            <w:tcW w:type="dxa" w:w="1100"/>
+            <w:tcW w:type="dxa" w:w="1500"/>
             <w:tcBorders>
               <w:top w:val="single" w:color="808080" w:sz="4"/>
               <w:left w:val="single" w:color="808080" w:sz="4"/>
@@ -722,13 +722,13 @@
                 <w:sz w:val="18"/>
                 <w:szCs w:val="18"/>
               </w:rPr>
-              <w:t xml:space="preserve">4</w:t>
-            </w:r>
-          </w:p>
-        </w:tc>
-        <w:tc>
-          <w:tcPr>
-            <w:tcW w:type="dxa" w:w="5400"/>
+              <w:t xml:space="preserve">Summary</w:t>
+            </w:r>
+          </w:p>
+        </w:tc>
+        <w:tc>
+          <w:tcPr>
+            <w:tcW w:type="dxa" w:w="5300"/>
             <w:tcBorders>
               <w:top w:val="single" w:color="808080" w:sz="4"/>
               <w:left w:val="single" w:color="808080" w:sz="4"/>
@@ -756,7 +756,7 @@
                 <w:sz w:val="18"/>
                 <w:szCs w:val="18"/>
               </w:rPr>
-              <w:t xml:space="preserve">Did the price change sales?</w:t>
+              <w:t xml:space="preserve">Summary for the owner</w:t>
             </w:r>
           </w:p>
         </w:tc>
@@ -790,13 +790,13 @@
                 <w:sz w:val="18"/>
                 <w:szCs w:val="18"/>
               </w:rPr>
-              <w:t xml:space="preserve">9</w:t>
-            </w:r>
-          </w:p>
-        </w:tc>
-        <w:tc>
-          <w:tcPr>
-            <w:tcW w:type="dxa" w:w="2200"/>
+              <w:t xml:space="preserve">3</w:t>
+            </w:r>
+          </w:p>
+        </w:tc>
+        <w:tc>
+          <w:tcPr>
+            <w:tcW w:type="dxa" w:w="1900"/>
             <w:tcBorders>
               <w:top w:val="single" w:color="808080" w:sz="4"/>
               <w:left w:val="single" w:color="808080" w:sz="4"/>
@@ -825,138 +825,7 @@
         </w:trPr>
         <w:tc>
           <w:tcPr>
-            <w:tcW w:type="dxa" w:w="1100"/>
-            <w:tcBorders>
-              <w:top w:val="single" w:color="808080" w:sz="4"/>
-              <w:left w:val="single" w:color="808080" w:sz="4"/>
-              <w:bottom w:val="single" w:color="808080" w:sz="4"/>
-              <w:right w:val="single" w:color="808080" w:sz="4"/>
-            </w:tcBorders>
-            <w:tcMar>
-              <w:top w:type="dxa" w:w="40"/>
-              <w:left w:type="dxa" w:w="80"/>
-              <w:bottom w:type="dxa" w:w="40"/>
-              <w:right w:type="dxa" w:w="80"/>
-            </w:tcMar>
-            <w:vAlign w:val="center"/>
-          </w:tcPr>
-          <w:p>
-            <w:pPr>
-              <w:spacing w:after="0" w:before="0"/>
-              <w:jc w:val="left"/>
-            </w:pPr>
-            <w:r>
-              <w:rPr>
-                <w:rFonts w:ascii="Arial" w:cs="Arial" w:eastAsia="Arial" w:hAnsi="Arial"/>
-                <w:b w:val="false"/>
-                <w:bCs w:val="false"/>
-                <w:sz w:val="18"/>
-                <w:szCs w:val="18"/>
-              </w:rPr>
-              <w:t xml:space="preserve">5</w:t>
-            </w:r>
-          </w:p>
-        </w:tc>
-        <w:tc>
-          <w:tcPr>
-            <w:tcW w:type="dxa" w:w="5400"/>
-            <w:tcBorders>
-              <w:top w:val="single" w:color="808080" w:sz="4"/>
-              <w:left w:val="single" w:color="808080" w:sz="4"/>
-              <w:bottom w:val="single" w:color="808080" w:sz="4"/>
-              <w:right w:val="single" w:color="808080" w:sz="4"/>
-            </w:tcBorders>
-            <w:tcMar>
-              <w:top w:type="dxa" w:w="40"/>
-              <w:left w:type="dxa" w:w="80"/>
-              <w:bottom w:type="dxa" w:w="40"/>
-              <w:right w:type="dxa" w:w="80"/>
-            </w:tcMar>
-            <w:vAlign w:val="center"/>
-          </w:tcPr>
-          <w:p>
-            <w:pPr>
-              <w:spacing w:after="0" w:before="0"/>
-              <w:jc w:val="left"/>
-            </w:pPr>
-            <w:r>
-              <w:rPr>
-                <w:rFonts w:ascii="Arial" w:cs="Arial" w:eastAsia="Arial" w:hAnsi="Arial"/>
-                <w:b w:val="false"/>
-                <w:bCs w:val="false"/>
-                <w:sz w:val="18"/>
-                <w:szCs w:val="18"/>
-              </w:rPr>
-              <w:t xml:space="preserve">Summary for the owner</w:t>
-            </w:r>
-          </w:p>
-        </w:tc>
-        <w:tc>
-          <w:tcPr>
             <w:tcW w:type="dxa" w:w="1500"/>
-            <w:tcBorders>
-              <w:top w:val="single" w:color="808080" w:sz="4"/>
-              <w:left w:val="single" w:color="808080" w:sz="4"/>
-              <w:bottom w:val="single" w:color="808080" w:sz="4"/>
-              <w:right w:val="single" w:color="808080" w:sz="4"/>
-            </w:tcBorders>
-            <w:tcMar>
-              <w:top w:type="dxa" w:w="40"/>
-              <w:left w:type="dxa" w:w="80"/>
-              <w:bottom w:type="dxa" w:w="40"/>
-              <w:right w:type="dxa" w:w="80"/>
-            </w:tcMar>
-            <w:vAlign w:val="center"/>
-          </w:tcPr>
-          <w:p>
-            <w:pPr>
-              <w:spacing w:after="0" w:before="0"/>
-              <w:jc w:val="left"/>
-            </w:pPr>
-            <w:r>
-              <w:rPr>
-                <w:rFonts w:ascii="Arial" w:cs="Arial" w:eastAsia="Arial" w:hAnsi="Arial"/>
-                <w:b w:val="false"/>
-                <w:bCs w:val="false"/>
-                <w:sz w:val="18"/>
-                <w:szCs w:val="18"/>
-              </w:rPr>
-              <w:t xml:space="preserve">3</w:t>
-            </w:r>
-          </w:p>
-        </w:tc>
-        <w:tc>
-          <w:tcPr>
-            <w:tcW w:type="dxa" w:w="2200"/>
-            <w:tcBorders>
-              <w:top w:val="single" w:color="808080" w:sz="4"/>
-              <w:left w:val="single" w:color="808080" w:sz="4"/>
-              <w:bottom w:val="single" w:color="808080" w:sz="4"/>
-              <w:right w:val="single" w:color="808080" w:sz="4"/>
-            </w:tcBorders>
-            <w:tcMar>
-              <w:top w:type="dxa" w:w="40"/>
-              <w:left w:type="dxa" w:w="80"/>
-              <w:bottom w:type="dxa" w:w="40"/>
-              <w:right w:type="dxa" w:w="80"/>
-            </w:tcMar>
-            <w:vAlign w:val="center"/>
-          </w:tcPr>
-          <w:p>
-            <w:pPr>
-              <w:spacing w:after="0" w:before="0"/>
-              <w:jc w:val="left"/>
-            </w:pPr>
-          </w:p>
-        </w:tc>
-      </w:tr>
-      <w:tr>
-        <w:trPr>
-          <w:cantSplit/>
-        </w:trPr>
-        <w:tc>
-          <w:tcPr>
-            <w:tcW w:type="dxa" w:w="1100"/>
             <w:tcBorders>
               <w:top w:val="single" w:color="808080" w:sz="4"/>
               <w:left w:val="single" w:color="808080" w:sz="4"/>
@@ -990,7 +859,7 @@
         </w:tc>
         <w:tc>
           <w:tcPr>
-            <w:tcW w:type="dxa" w:w="5400"/>
+            <w:tcW w:type="dxa" w:w="5300"/>
             <w:tcBorders>
               <w:top w:val="single" w:color="808080" w:sz="4"/>
               <w:left w:val="single" w:color="808080" w:sz="4"/>
@@ -1048,7 +917,7 @@
         </w:tc>
         <w:tc>
           <w:tcPr>
-            <w:tcW w:type="dxa" w:w="2200"/>
+            <w:tcW w:type="dxa" w:w="1900"/>
             <w:tcBorders>
               <w:top w:val="single" w:color="808080" w:sz="4"/>
               <w:left w:val="single" w:color="808080" w:sz="4"/>
@@ -1124,7 +993,7 @@
                 <w:sz w:val="21"/>
                 <w:szCs w:val="21"/>
               </w:rPr>
-              <w:t xml:space="preserve">SECTION 1 · Choose the inputs</w:t>
+              <w:t xml:space="preserve">PART 1 · CONCEPTS: model choices and interpretation</w:t>
             </w:r>
           </w:p>
         </w:tc>
@@ -1157,7 +1026,7 @@
                 <w:sz w:val="17"/>
                 <w:szCs w:val="17"/>
               </w:rPr>
-              <w:t xml:space="preserve">8 points · about 7 minutes</w:t>
+              <w:t xml:space="preserve">24 points · about 21 minutes</w:t>
             </w:r>
           </w:p>
         </w:tc>
@@ -1167,6 +1036,30 @@
       <w:pPr>
         <w:spacing w:after="60" w:before="0"/>
       </w:pPr>
+    </w:p>
+    <w:p>
+      <w:pPr>
+        <w:keepLines/>
+        <w:spacing w:after="60" w:before="40"/>
+      </w:pPr>
+      <w:r>
+        <w:rPr>
+          <w:rFonts w:ascii="Arial" w:cs="Arial" w:eastAsia="Arial" w:hAnsi="Arial"/>
+          <w:b/>
+          <w:bCs/>
+          <w:sz w:val="19"/>
+          <w:szCs w:val="19"/>
+        </w:rPr>
+        <w:t xml:space="preserve">Q1 · Choose the inputs</w:t>
+      </w:r>
+      <w:r>
+        <w:rPr>
+          <w:rFonts w:ascii="Arial" w:cs="Arial" w:eastAsia="Arial" w:hAnsi="Arial"/>
+          <w:sz w:val="19"/>
+          <w:szCs w:val="19"/>
+        </w:rPr>
+        <w:t xml:space="preserve"> (7 points, about 6 minutes)</w:t>
+      </w:r>
     </w:p>
     <w:p>
       <w:pPr>
@@ -2660,275 +2553,47 @@
         <w:spacing w:after="40" w:before="0"/>
       </w:pPr>
     </w:p>
-    <w:tbl>
-      <w:tblPr>
-        <w:tblW w:type="dxa" w:w="10206"/>
-        <w:tblBorders>
-          <w:top w:val="single" w:color="auto" w:sz="4"/>
-          <w:left w:val="single" w:color="auto" w:sz="4"/>
-          <w:bottom w:val="single" w:color="auto" w:sz="4"/>
-          <w:right w:val="single" w:color="auto" w:sz="4"/>
-          <w:insideH w:val="single" w:color="auto" w:sz="4"/>
-          <w:insideV w:val="single" w:color="auto" w:sz="4"/>
-        </w:tblBorders>
-      </w:tblPr>
-      <w:tblGrid>
-        <w:gridCol w:w="900"/>
-        <w:gridCol w:w="8406"/>
-        <w:gridCol w:w="900"/>
-      </w:tblGrid>
-      <w:tr>
-        <w:trPr>
-          <w:cantSplit/>
-        </w:trPr>
-        <w:tc>
-          <w:tcPr>
-            <w:tcW w:type="dxa" w:w="900"/>
-            <w:tcBorders>
-              <w:top w:val="none" w:color="FFFFFF" w:sz="0"/>
-              <w:left w:val="none" w:color="FFFFFF" w:sz="0"/>
-              <w:bottom w:val="none" w:color="FFFFFF" w:sz="0"/>
-              <w:right w:val="none" w:color="FFFFFF" w:sz="0"/>
-            </w:tcBorders>
-            <w:tcMar>
-              <w:top w:type="dxa" w:w="60"/>
-              <w:left w:type="dxa" w:w="0"/>
-              <w:bottom w:type="dxa" w:w="20"/>
-              <w:right w:type="dxa" w:w="40"/>
-            </w:tcMar>
-          </w:tcPr>
-          <w:p>
-            <w:pPr>
-              <w:keepNext/>
-            </w:pPr>
-            <w:r>
-              <w:rPr>
-                <w:rFonts w:ascii="Arial" w:cs="Arial" w:eastAsia="Arial" w:hAnsi="Arial"/>
-                <w:b/>
-                <w:bCs/>
-                <w:color w:val="1F3A5F"/>
-                <w:sz w:val="20"/>
-                <w:szCs w:val="20"/>
-              </w:rPr>
-              <w:t xml:space="preserve">1d</w:t>
-            </w:r>
-          </w:p>
-        </w:tc>
-        <w:tc>
-          <w:tcPr>
-            <w:tcW w:type="dxa" w:w="8406"/>
-            <w:tcBorders>
-              <w:top w:val="none" w:color="FFFFFF" w:sz="0"/>
-              <w:left w:val="none" w:color="FFFFFF" w:sz="0"/>
-              <w:bottom w:val="none" w:color="FFFFFF" w:sz="0"/>
-              <w:right w:val="none" w:color="FFFFFF" w:sz="0"/>
-            </w:tcBorders>
-            <w:tcMar>
-              <w:top w:type="dxa" w:w="60"/>
-              <w:left w:type="dxa" w:w="0"/>
-              <w:bottom w:type="dxa" w:w="20"/>
-              <w:right w:type="dxa" w:w="60"/>
-            </w:tcMar>
-          </w:tcPr>
-          <w:p>
-            <w:pPr>
-              <w:keepNext/>
-              <w:spacing w:after="30"/>
-            </w:pPr>
-            <w:r>
-              <w:rPr>
-                <w:rFonts w:ascii="Arial" w:cs="Arial" w:eastAsia="Arial" w:hAnsi="Arial"/>
-                <w:sz w:val="19"/>
-                <w:szCs w:val="19"/>
-              </w:rPr>
-              <w:t xml:space="preserve">How would you check the model’s prediction errors on days that were </w:t>
-            </w:r>
-            <w:r>
-              <w:rPr>
-                <w:rFonts w:ascii="Arial" w:cs="Arial" w:eastAsia="Arial" w:hAnsi="Arial"/>
-                <w:b/>
-                <w:bCs/>
-                <w:sz w:val="19"/>
-                <w:szCs w:val="19"/>
-              </w:rPr>
-              <w:t xml:space="preserve">not</w:t>
-            </w:r>
-            <w:r>
-              <w:rPr>
-                <w:rFonts w:ascii="Arial" w:cs="Arial" w:eastAsia="Arial" w:hAnsi="Arial"/>
-                <w:sz w:val="19"/>
-                <w:szCs w:val="19"/>
-              </w:rPr>
-              <w:t xml:space="preserve"> used to fit it?</w:t>
-            </w:r>
-          </w:p>
-        </w:tc>
-        <w:tc>
-          <w:tcPr>
-            <w:tcW w:type="dxa" w:w="900"/>
-            <w:tcBorders>
-              <w:top w:val="none" w:color="FFFFFF" w:sz="0"/>
-              <w:left w:val="none" w:color="FFFFFF" w:sz="0"/>
-              <w:bottom w:val="none" w:color="FFFFFF" w:sz="0"/>
-              <w:right w:val="none" w:color="FFFFFF" w:sz="0"/>
-            </w:tcBorders>
-            <w:tcMar>
-              <w:top w:type="dxa" w:w="60"/>
-              <w:left w:type="dxa" w:w="0"/>
-              <w:bottom w:type="dxa" w:w="20"/>
-              <w:right w:type="dxa" w:w="0"/>
-            </w:tcMar>
-          </w:tcPr>
-          <w:p>
-            <w:pPr>
-              <w:keepNext/>
-              <w:jc w:val="right"/>
-            </w:pPr>
-            <w:r>
-              <w:rPr>
-                <w:rFonts w:ascii="Arial" w:cs="Arial" w:eastAsia="Arial" w:hAnsi="Arial"/>
-                <w:b/>
-                <w:bCs/>
-                <w:color w:val="1F3A5F"/>
-                <w:sz w:val="16"/>
-                <w:szCs w:val="16"/>
-                <w:shd w:fill="DCE6F2" w:color="auto" w:val="clear"/>
-              </w:rPr>
-              <w:t xml:space="preserve">1 pt</w:t>
-            </w:r>
-          </w:p>
-        </w:tc>
-      </w:tr>
-    </w:tbl>
-    <w:p>
-      <w:pPr>
-        <w:pBdr>
-          <w:bottom w:val="single" w:color="A0A0A0" w:sz="4" w:space="11"/>
-        </w:pBdr>
-        <w:spacing w:after="150" w:before="0"/>
-      </w:pPr>
-    </w:p>
-    <w:p>
-      <w:pPr>
-        <w:pBdr>
-          <w:bottom w:val="single" w:color="A0A0A0" w:sz="4" w:space="11"/>
-        </w:pBdr>
-        <w:spacing w:after="150" w:before="0"/>
-      </w:pPr>
-    </w:p>
-    <w:p>
-      <w:pPr>
-        <w:spacing w:after="40" w:before="0"/>
-      </w:pPr>
-    </w:p>
     <w:p>
       <w:r>
         <w:br w:type="page"/>
       </w:r>
     </w:p>
-    <w:tbl>
-      <w:tblPr>
-        <w:tblW w:type="dxa" w:w="10206"/>
-        <w:tblBorders>
-          <w:top w:val="single" w:color="auto" w:sz="4"/>
-          <w:left w:val="single" w:color="auto" w:sz="4"/>
-          <w:bottom w:val="single" w:color="auto" w:sz="4"/>
-          <w:right w:val="single" w:color="auto" w:sz="4"/>
-          <w:insideH w:val="single" w:color="auto" w:sz="4"/>
-          <w:insideV w:val="single" w:color="auto" w:sz="4"/>
-        </w:tblBorders>
-      </w:tblPr>
-      <w:tblGrid>
-        <w:gridCol w:w="7806"/>
-        <w:gridCol w:w="2400"/>
-      </w:tblGrid>
-      <w:tr>
-        <w:tc>
-          <w:tcPr>
-            <w:tcW w:type="dxa" w:w="7806"/>
-            <w:tcBorders>
-              <w:top w:val="none" w:color="FFFFFF" w:sz="0"/>
-              <w:left w:val="none" w:color="FFFFFF" w:sz="0"/>
-              <w:bottom w:val="none" w:color="FFFFFF" w:sz="0"/>
-              <w:right w:val="none" w:color="FFFFFF" w:sz="0"/>
-            </w:tcBorders>
-            <w:shd w:fill="1F3A5F" w:color="auto" w:val="clear"/>
-            <w:tcMar>
-              <w:top w:type="dxa" w:w="70"/>
-              <w:left w:type="dxa" w:w="120"/>
-              <w:bottom w:type="dxa" w:w="70"/>
-              <w:right w:type="dxa" w:w="80"/>
-            </w:tcMar>
-          </w:tcPr>
-          <w:p>
-            <w:pPr>
-              <w:keepNext/>
-            </w:pPr>
-            <w:r>
-              <w:rPr>
-                <w:rFonts w:ascii="Arial" w:cs="Arial" w:eastAsia="Arial" w:hAnsi="Arial"/>
-                <w:b/>
-                <w:bCs/>
-                <w:color w:val="FFFFFF"/>
-                <w:sz w:val="21"/>
-                <w:szCs w:val="21"/>
-              </w:rPr>
-              <w:t xml:space="preserve">SECTION 2 · Read the LINEST output</w:t>
-            </w:r>
-          </w:p>
-        </w:tc>
-        <w:tc>
-          <w:tcPr>
-            <w:tcW w:type="dxa" w:w="2400"/>
-            <w:tcBorders>
-              <w:top w:val="none" w:color="FFFFFF" w:sz="0"/>
-              <w:left w:val="none" w:color="FFFFFF" w:sz="0"/>
-              <w:bottom w:val="none" w:color="FFFFFF" w:sz="0"/>
-              <w:right w:val="none" w:color="FFFFFF" w:sz="0"/>
-            </w:tcBorders>
-            <w:shd w:fill="1F3A5F" w:color="auto" w:val="clear"/>
-            <w:tcMar>
-              <w:top w:type="dxa" w:w="70"/>
-              <w:left w:type="dxa" w:w="80"/>
-              <w:bottom w:type="dxa" w:w="70"/>
-              <w:right w:type="dxa" w:w="120"/>
-            </w:tcMar>
-          </w:tcPr>
-          <w:p>
-            <w:pPr>
-              <w:keepNext/>
-              <w:jc w:val="right"/>
-            </w:pPr>
-            <w:r>
-              <w:rPr>
-                <w:rFonts w:ascii="Arial" w:cs="Arial" w:eastAsia="Arial" w:hAnsi="Arial"/>
-                <w:color w:val="FFFFFF"/>
-                <w:sz w:val="17"/>
-                <w:szCs w:val="17"/>
-              </w:rPr>
-              <w:t xml:space="preserve">12 points · about 10 minutes</w:t>
-            </w:r>
-          </w:p>
-        </w:tc>
-      </w:tr>
-    </w:tbl>
-    <w:p>
-      <w:pPr>
-        <w:spacing w:after="60" w:before="0"/>
-      </w:pPr>
-    </w:p>
     <w:p>
       <w:pPr>
         <w:keepLines/>
         <w:spacing w:after="60" w:before="40"/>
       </w:pPr>
+      <w:r>
+        <w:rPr>
+          <w:rFonts w:ascii="Arial" w:cs="Arial" w:eastAsia="Arial" w:hAnsi="Arial"/>
+          <w:b/>
+          <w:bCs/>
+          <w:sz w:val="19"/>
+          <w:szCs w:val="19"/>
+        </w:rPr>
+        <w:t xml:space="preserve">Q2 · Interpret the coefficients</w:t>
+      </w:r>
       <w:r>
         <w:rPr>
           <w:rFonts w:ascii="Arial" w:cs="Arial" w:eastAsia="Arial" w:hAnsi="Arial"/>
           <w:sz w:val="19"/>
           <w:szCs w:val="19"/>
         </w:rPr>
-        <w:t xml:space="preserve">A model of daily iced coffee sales (cups) was fitted to 168 days with =LINEST(y, X, TRUE, TRUE). The three X columns were entered in this order: </w:t>
+        <w:t xml:space="preserve"> (14 points, about 12 minutes)</w:t>
+      </w:r>
+    </w:p>
+    <w:p>
+      <w:pPr>
+        <w:keepLines/>
+        <w:spacing w:after="60" w:before="40"/>
+      </w:pPr>
+      <w:r>
+        <w:rPr>
+          <w:rFonts w:ascii="Arial" w:cs="Arial" w:eastAsia="Arial" w:hAnsi="Arial"/>
+          <w:sz w:val="19"/>
+          <w:szCs w:val="19"/>
+        </w:rPr>
+        <w:t xml:space="preserve">A model of daily iced coffee sales (cups) was fitted to 168 days with =LINEST(y, X, TRUE, TRUE). </w:t>
       </w:r>
       <w:r>
         <w:rPr>
@@ -2982,7 +2647,7 @@
           <w:sz w:val="19"/>
           <w:szCs w:val="19"/>
         </w:rPr>
-        <w:t xml:space="preserve">. Use Table 2 to read Table 3.</w:t>
+        <w:t xml:space="preserve">. In the data, temperature ran from 13 to 32 °C and the iced coffee price from €2.90 to €3.70. Table 2 shows how LINEST lays out its results; Table 3 is the output.</w:t>
       </w:r>
     </w:p>
     <w:p>
@@ -4117,7 +3782,7 @@
           <w:sz w:val="19"/>
           <w:szCs w:val="19"/>
         </w:rPr>
-        <w:t xml:space="preserve"> LINEST output for the model (shaded cells are blank).</w:t>
+        <w:t xml:space="preserve"> LINEST output (shaded cells are blank).</w:t>
       </w:r>
     </w:p>
     <w:tbl>
@@ -5165,7 +4830,43 @@
                 <w:sz w:val="19"/>
                 <w:szCs w:val="19"/>
               </w:rPr>
-              <w:t xml:space="preserve">Each statement below misreads the output. Rewrite each one correctly, keeping the units and conditions.</w:t>
+              <w:t xml:space="preserve">(i) Interpret the </w:t>
+            </w:r>
+            <w:r>
+              <w:rPr>
+                <w:rFonts w:ascii="Arial" w:cs="Arial" w:eastAsia="Arial" w:hAnsi="Arial"/>
+                <w:b/>
+                <w:bCs/>
+                <w:sz w:val="19"/>
+                <w:szCs w:val="19"/>
+              </w:rPr>
+              <w:t xml:space="preserve">temperature</w:t>
+            </w:r>
+            <w:r>
+              <w:rPr>
+                <w:rFonts w:ascii="Arial" w:cs="Arial" w:eastAsia="Arial" w:hAnsi="Arial"/>
+                <w:sz w:val="19"/>
+                <w:szCs w:val="19"/>
+              </w:rPr>
+              <w:t xml:space="preserve"> coefficient: what happens to predicted iced coffee sales when temperature rises by </w:t>
+            </w:r>
+            <w:r>
+              <w:rPr>
+                <w:rFonts w:ascii="Arial" w:cs="Arial" w:eastAsia="Arial" w:hAnsi="Arial"/>
+                <w:b/>
+                <w:bCs/>
+                <w:sz w:val="19"/>
+                <w:szCs w:val="19"/>
+              </w:rPr>
+              <w:t xml:space="preserve">1 °C</w:t>
+            </w:r>
+            <w:r>
+              <w:rPr>
+                <w:rFonts w:ascii="Arial" w:cs="Arial" w:eastAsia="Arial" w:hAnsi="Arial"/>
+                <w:sz w:val="19"/>
+                <w:szCs w:val="19"/>
+              </w:rPr>
+              <w:t xml:space="preserve">, and what is held constant? (ii) In your own words, why do we say “holding the other variables constant”?</w:t>
             </w:r>
           </w:p>
         </w:tc>
@@ -5206,256 +4907,6 @@
         </w:tc>
       </w:tr>
     </w:tbl>
-    <w:tbl>
-      <w:tblPr>
-        <w:tblW w:type="dxa" w:w="10200"/>
-        <w:jc w:val="center"/>
-        <w:tblBorders>
-          <w:top w:val="single" w:color="auto" w:sz="4"/>
-          <w:left w:val="single" w:color="auto" w:sz="4"/>
-          <w:bottom w:val="single" w:color="auto" w:sz="4"/>
-          <w:right w:val="single" w:color="auto" w:sz="4"/>
-          <w:insideH w:val="single" w:color="auto" w:sz="4"/>
-          <w:insideV w:val="single" w:color="auto" w:sz="4"/>
-        </w:tblBorders>
-      </w:tblPr>
-      <w:tblGrid>
-        <w:gridCol w:w="600"/>
-        <w:gridCol w:w="9600"/>
-      </w:tblGrid>
-      <w:tr>
-        <w:trPr>
-          <w:cantSplit/>
-        </w:trPr>
-        <w:tc>
-          <w:tcPr>
-            <w:tcW w:type="dxa" w:w="600"/>
-            <w:tcBorders>
-              <w:top w:val="single" w:color="808080" w:sz="4"/>
-              <w:left w:val="single" w:color="808080" w:sz="4"/>
-              <w:bottom w:val="single" w:color="808080" w:sz="4"/>
-              <w:right w:val="single" w:color="808080" w:sz="4"/>
-            </w:tcBorders>
-            <w:tcMar>
-              <w:top w:type="dxa" w:w="40"/>
-              <w:left w:type="dxa" w:w="80"/>
-              <w:bottom w:type="dxa" w:w="40"/>
-              <w:right w:type="dxa" w:w="80"/>
-            </w:tcMar>
-            <w:vAlign w:val="center"/>
-          </w:tcPr>
-          <w:p>
-            <w:pPr>
-              <w:spacing w:after="0" w:before="0"/>
-              <w:jc w:val="center"/>
-            </w:pPr>
-            <w:r>
-              <w:rPr>
-                <w:rFonts w:ascii="Arial" w:cs="Arial" w:eastAsia="Arial" w:hAnsi="Arial"/>
-                <w:b/>
-                <w:bCs/>
-                <w:sz w:val="18"/>
-                <w:szCs w:val="18"/>
-              </w:rPr>
-              <w:t xml:space="preserve">(i)</w:t>
-            </w:r>
-          </w:p>
-        </w:tc>
-        <w:tc>
-          <w:tcPr>
-            <w:tcW w:type="dxa" w:w="9600"/>
-            <w:tcBorders>
-              <w:top w:val="single" w:color="808080" w:sz="4"/>
-              <w:left w:val="single" w:color="808080" w:sz="4"/>
-              <w:bottom w:val="single" w:color="808080" w:sz="4"/>
-              <w:right w:val="single" w:color="808080" w:sz="4"/>
-            </w:tcBorders>
-            <w:tcMar>
-              <w:top w:type="dxa" w:w="40"/>
-              <w:left w:type="dxa" w:w="80"/>
-              <w:bottom w:type="dxa" w:w="40"/>
-              <w:right w:type="dxa" w:w="80"/>
-            </w:tcMar>
-            <w:vAlign w:val="center"/>
-          </w:tcPr>
-          <w:p>
-            <w:pPr>
-              <w:spacing w:after="0" w:before="0"/>
-              <w:jc w:val="left"/>
-            </w:pPr>
-            <w:r>
-              <w:rPr>
-                <w:rFonts w:ascii="Arial" w:cs="Arial" w:eastAsia="Arial" w:hAnsi="Arial"/>
-                <w:b w:val="false"/>
-                <w:bCs w:val="false"/>
-                <w:sz w:val="18"/>
-                <w:szCs w:val="18"/>
-              </w:rPr>
-              <w:t xml:space="preserve">“Raising the price by €0.20 reduces predicted sales by 21.58 cups.”</w:t>
-            </w:r>
-          </w:p>
-        </w:tc>
-      </w:tr>
-      <w:tr>
-        <w:trPr>
-          <w:cantSplit/>
-        </w:trPr>
-        <w:tc>
-          <w:tcPr>
-            <w:tcW w:type="dxa" w:w="600"/>
-            <w:tcBorders>
-              <w:top w:val="single" w:color="808080" w:sz="4"/>
-              <w:left w:val="single" w:color="808080" w:sz="4"/>
-              <w:bottom w:val="single" w:color="808080" w:sz="4"/>
-              <w:right w:val="single" w:color="808080" w:sz="4"/>
-            </w:tcBorders>
-            <w:tcMar>
-              <w:top w:type="dxa" w:w="40"/>
-              <w:left w:type="dxa" w:w="80"/>
-              <w:bottom w:type="dxa" w:w="40"/>
-              <w:right w:type="dxa" w:w="80"/>
-            </w:tcMar>
-            <w:vAlign w:val="center"/>
-          </w:tcPr>
-          <w:p>
-            <w:pPr>
-              <w:spacing w:after="0" w:before="0"/>
-              <w:jc w:val="center"/>
-            </w:pPr>
-            <w:r>
-              <w:rPr>
-                <w:rFonts w:ascii="Arial" w:cs="Arial" w:eastAsia="Arial" w:hAnsi="Arial"/>
-                <w:b/>
-                <w:bCs/>
-                <w:sz w:val="18"/>
-                <w:szCs w:val="18"/>
-              </w:rPr>
-              <w:t xml:space="preserve">(ii)</w:t>
-            </w:r>
-          </w:p>
-        </w:tc>
-        <w:tc>
-          <w:tcPr>
-            <w:tcW w:type="dxa" w:w="9600"/>
-            <w:tcBorders>
-              <w:top w:val="single" w:color="808080" w:sz="4"/>
-              <w:left w:val="single" w:color="808080" w:sz="4"/>
-              <w:bottom w:val="single" w:color="808080" w:sz="4"/>
-              <w:right w:val="single" w:color="808080" w:sz="4"/>
-            </w:tcBorders>
-            <w:tcMar>
-              <w:top w:type="dxa" w:w="40"/>
-              <w:left w:type="dxa" w:w="80"/>
-              <w:bottom w:type="dxa" w:w="40"/>
-              <w:right w:type="dxa" w:w="80"/>
-            </w:tcMar>
-            <w:vAlign w:val="center"/>
-          </w:tcPr>
-          <w:p>
-            <w:pPr>
-              <w:spacing w:after="0" w:before="0"/>
-              <w:jc w:val="left"/>
-            </w:pPr>
-            <w:r>
-              <w:rPr>
-                <w:rFonts w:ascii="Arial" w:cs="Arial" w:eastAsia="Arial" w:hAnsi="Arial"/>
-                <w:b w:val="false"/>
-                <w:bCs w:val="false"/>
-                <w:sz w:val="18"/>
-                <w:szCs w:val="18"/>
-              </w:rPr>
-              <w:t xml:space="preserve">“On weekdays the weekend variable is 0, so the café sells no iced coffee.”</w:t>
-            </w:r>
-          </w:p>
-        </w:tc>
-      </w:tr>
-      <w:tr>
-        <w:trPr>
-          <w:cantSplit/>
-        </w:trPr>
-        <w:tc>
-          <w:tcPr>
-            <w:tcW w:type="dxa" w:w="600"/>
-            <w:tcBorders>
-              <w:top w:val="single" w:color="808080" w:sz="4"/>
-              <w:left w:val="single" w:color="808080" w:sz="4"/>
-              <w:bottom w:val="single" w:color="808080" w:sz="4"/>
-              <w:right w:val="single" w:color="808080" w:sz="4"/>
-            </w:tcBorders>
-            <w:tcMar>
-              <w:top w:type="dxa" w:w="40"/>
-              <w:left w:type="dxa" w:w="80"/>
-              <w:bottom w:type="dxa" w:w="40"/>
-              <w:right w:type="dxa" w:w="80"/>
-            </w:tcMar>
-            <w:vAlign w:val="center"/>
-          </w:tcPr>
-          <w:p>
-            <w:pPr>
-              <w:spacing w:after="0" w:before="0"/>
-              <w:jc w:val="center"/>
-            </w:pPr>
-            <w:r>
-              <w:rPr>
-                <w:rFonts w:ascii="Arial" w:cs="Arial" w:eastAsia="Arial" w:hAnsi="Arial"/>
-                <w:b/>
-                <w:bCs/>
-                <w:sz w:val="18"/>
-                <w:szCs w:val="18"/>
-              </w:rPr>
-              <w:t xml:space="preserve">(iii)</w:t>
-            </w:r>
-          </w:p>
-        </w:tc>
-        <w:tc>
-          <w:tcPr>
-            <w:tcW w:type="dxa" w:w="9600"/>
-            <w:tcBorders>
-              <w:top w:val="single" w:color="808080" w:sz="4"/>
-              <w:left w:val="single" w:color="808080" w:sz="4"/>
-              <w:bottom w:val="single" w:color="808080" w:sz="4"/>
-              <w:right w:val="single" w:color="808080" w:sz="4"/>
-            </w:tcBorders>
-            <w:tcMar>
-              <w:top w:type="dxa" w:w="40"/>
-              <w:left w:type="dxa" w:w="80"/>
-              <w:bottom w:type="dxa" w:w="40"/>
-              <w:right w:type="dxa" w:w="80"/>
-            </w:tcMar>
-            <w:vAlign w:val="center"/>
-          </w:tcPr>
-          <w:p>
-            <w:pPr>
-              <w:spacing w:after="0" w:before="0"/>
-              <w:jc w:val="left"/>
-            </w:pPr>
-            <w:r>
-              <w:rPr>
-                <w:rFonts w:ascii="Arial" w:cs="Arial" w:eastAsia="Arial" w:hAnsi="Arial"/>
-                <w:b w:val="false"/>
-                <w:bCs w:val="false"/>
-                <w:sz w:val="18"/>
-                <w:szCs w:val="18"/>
-              </w:rPr>
-              <w:t xml:space="preserve">“SE − Y = 12.25 means every forecast is wrong by exactly 12 cups.”</w:t>
-            </w:r>
-          </w:p>
-        </w:tc>
-      </w:tr>
-    </w:tbl>
-    <w:p>
-      <w:pPr>
-        <w:spacing w:after="80" w:before="0"/>
-      </w:pPr>
-    </w:p>
-    <w:p>
-      <w:pPr>
-        <w:pBdr>
-          <w:bottom w:val="single" w:color="A0A0A0" w:sz="4" w:space="11"/>
-        </w:pBdr>
-        <w:spacing w:after="150" w:before="0"/>
-      </w:pPr>
-    </w:p>
     <w:p>
       <w:pPr>
         <w:pBdr>
@@ -5574,7 +5025,7 @@
                 <w:sz w:val="19"/>
                 <w:szCs w:val="19"/>
               </w:rPr>
-              <w:t xml:space="preserve">(a) By how much does predicted sales change if the price rises by </w:t>
+              <w:t xml:space="preserve">(i) The </w:t>
             </w:r>
             <w:r>
               <w:rPr>
@@ -5584,7 +5035,7 @@
                 <w:sz w:val="19"/>
                 <w:szCs w:val="19"/>
               </w:rPr>
-              <w:t xml:space="preserve">€0.20</w:t>
+              <w:t xml:space="preserve">price</w:t>
             </w:r>
             <w:r>
               <w:rPr>
@@ -5592,7 +5043,7 @@
                 <w:sz w:val="19"/>
                 <w:szCs w:val="19"/>
               </w:rPr>
-              <w:t xml:space="preserve"> and nothing else changes? (b) By how much does it change on a day that is </w:t>
+              <w:t xml:space="preserve"> coefficient is negative. What does the sign mean for the café? (ii) The </w:t>
             </w:r>
             <w:r>
               <w:rPr>
@@ -5602,7 +5053,7 @@
                 <w:sz w:val="19"/>
                 <w:szCs w:val="19"/>
               </w:rPr>
-              <w:t xml:space="preserve">4 °C cooler</w:t>
+              <w:t xml:space="preserve">weekend</w:t>
             </w:r>
             <w:r>
               <w:rPr>
@@ -5610,7 +5061,25 @@
                 <w:sz w:val="19"/>
                 <w:szCs w:val="19"/>
               </w:rPr>
-              <w:t xml:space="preserve">? (c) A colleague says “price matters more than temperature because 21.58 is bigger than 3.45”. Use (a) and (b) to say why that comparison is misleading.</w:t>
+              <w:t xml:space="preserve"> coefficient is positive and weekend is a 0/1 variable. Interpret it in one sentence. (iii) A €1 price change is far bigger than the café would make (the price ranges only from €2.90 to €3.70). Rewrite the price coefficient for a </w:t>
+            </w:r>
+            <w:r>
+              <w:rPr>
+                <w:rFonts w:ascii="Arial" w:cs="Arial" w:eastAsia="Arial" w:hAnsi="Arial"/>
+                <w:b/>
+                <w:bCs/>
+                <w:sz w:val="19"/>
+                <w:szCs w:val="19"/>
+              </w:rPr>
+              <w:t xml:space="preserve">€0.10</w:t>
+            </w:r>
+            <w:r>
+              <w:rPr>
+                <w:rFonts w:ascii="Arial" w:cs="Arial" w:eastAsia="Arial" w:hAnsi="Arial"/>
+                <w:sz w:val="19"/>
+                <w:szCs w:val="19"/>
+              </w:rPr>
+              <w:t xml:space="preserve"> increase.</w:t>
             </w:r>
           </w:p>
         </w:tc>
@@ -5777,7 +5246,7 @@
                 <w:sz w:val="19"/>
                 <w:szCs w:val="19"/>
               </w:rPr>
-              <w:t xml:space="preserve">Tomorrow is forecast to be 24 °C, on a weekday, with the price set at €3.30. (a) Predict iced coffee sales. (b) Actual sales turn out to be </w:t>
+              <w:t xml:space="preserve">(i) Rewrite the temperature coefficient for a </w:t>
             </w:r>
             <w:r>
               <w:rPr>
@@ -5787,7 +5256,7 @@
                 <w:sz w:val="19"/>
                 <w:szCs w:val="19"/>
               </w:rPr>
-              <w:t xml:space="preserve">118 cups</w:t>
+              <w:t xml:space="preserve">10 °C</w:t>
             </w:r>
             <w:r>
               <w:rPr>
@@ -5795,7 +5264,7 @@
                 <w:sz w:val="19"/>
                 <w:szCs w:val="19"/>
               </w:rPr>
-              <w:t xml:space="preserve">: calculate the residual. (c) SE − Y is the typical size of a forecast error. Is your residual smaller or larger than SE − Y, and what does that say about this forecast?</w:t>
+              <w:t xml:space="preserve"> increase. (ii) Which is the better message for the owner, “per 1 °C” or “per 10 °C”? Why? (iii) A colleague says: “The price coefficient (−21.58) is much bigger than the temperature coefficient (3.45), so price matters more than temperature.” Is that a fair comparison? Use your answers to 2c(iii) and (i).</w:t>
             </w:r>
           </w:p>
         </w:tc>
@@ -5830,7 +5299,7 @@
                 <w:szCs w:val="16"/>
                 <w:shd w:fill="DCE6F2" w:color="auto" w:val="clear"/>
               </w:rPr>
-              <w:t xml:space="preserve">4 pts</w:t>
+              <w:t xml:space="preserve">3 pts</w:t>
             </w:r>
           </w:p>
         </w:tc>
@@ -5879,702 +5348,6 @@
     <w:p>
       <w:pPr>
         <w:spacing w:after="40" w:before="0"/>
-      </w:pPr>
-    </w:p>
-    <w:p>
-      <w:r>
-        <w:br w:type="page"/>
-      </w:r>
-    </w:p>
-    <w:tbl>
-      <w:tblPr>
-        <w:tblW w:type="dxa" w:w="10206"/>
-        <w:tblBorders>
-          <w:top w:val="single" w:color="auto" w:sz="4"/>
-          <w:left w:val="single" w:color="auto" w:sz="4"/>
-          <w:bottom w:val="single" w:color="auto" w:sz="4"/>
-          <w:right w:val="single" w:color="auto" w:sz="4"/>
-          <w:insideH w:val="single" w:color="auto" w:sz="4"/>
-          <w:insideV w:val="single" w:color="auto" w:sz="4"/>
-        </w:tblBorders>
-      </w:tblPr>
-      <w:tblGrid>
-        <w:gridCol w:w="7806"/>
-        <w:gridCol w:w="2400"/>
-      </w:tblGrid>
-      <w:tr>
-        <w:tc>
-          <w:tcPr>
-            <w:tcW w:type="dxa" w:w="7806"/>
-            <w:tcBorders>
-              <w:top w:val="none" w:color="FFFFFF" w:sz="0"/>
-              <w:left w:val="none" w:color="FFFFFF" w:sz="0"/>
-              <w:bottom w:val="none" w:color="FFFFFF" w:sz="0"/>
-              <w:right w:val="none" w:color="FFFFFF" w:sz="0"/>
-            </w:tcBorders>
-            <w:shd w:fill="1F3A5F" w:color="auto" w:val="clear"/>
-            <w:tcMar>
-              <w:top w:type="dxa" w:w="70"/>
-              <w:left w:type="dxa" w:w="120"/>
-              <w:bottom w:type="dxa" w:w="70"/>
-              <w:right w:type="dxa" w:w="80"/>
-            </w:tcMar>
-          </w:tcPr>
-          <w:p>
-            <w:pPr>
-              <w:keepNext/>
-            </w:pPr>
-            <w:r>
-              <w:rPr>
-                <w:rFonts w:ascii="Arial" w:cs="Arial" w:eastAsia="Arial" w:hAnsi="Arial"/>
-                <w:b/>
-                <w:bCs/>
-                <w:color w:val="FFFFFF"/>
-                <w:sz w:val="21"/>
-                <w:szCs w:val="21"/>
-              </w:rPr>
-              <w:t xml:space="preserve">SECTION 3 · Errors and outliers</w:t>
-            </w:r>
-          </w:p>
-        </w:tc>
-        <w:tc>
-          <w:tcPr>
-            <w:tcW w:type="dxa" w:w="2400"/>
-            <w:tcBorders>
-              <w:top w:val="none" w:color="FFFFFF" w:sz="0"/>
-              <w:left w:val="none" w:color="FFFFFF" w:sz="0"/>
-              <w:bottom w:val="none" w:color="FFFFFF" w:sz="0"/>
-              <w:right w:val="none" w:color="FFFFFF" w:sz="0"/>
-            </w:tcBorders>
-            <w:shd w:fill="1F3A5F" w:color="auto" w:val="clear"/>
-            <w:tcMar>
-              <w:top w:type="dxa" w:w="70"/>
-              <w:left w:type="dxa" w:w="80"/>
-              <w:bottom w:type="dxa" w:w="70"/>
-              <w:right w:type="dxa" w:w="120"/>
-            </w:tcMar>
-          </w:tcPr>
-          <w:p>
-            <w:pPr>
-              <w:keepNext/>
-              <w:jc w:val="right"/>
-            </w:pPr>
-            <w:r>
-              <w:rPr>
-                <w:rFonts w:ascii="Arial" w:cs="Arial" w:eastAsia="Arial" w:hAnsi="Arial"/>
-                <w:color w:val="FFFFFF"/>
-                <w:sz w:val="17"/>
-                <w:szCs w:val="17"/>
-              </w:rPr>
-              <w:t xml:space="preserve">8 points · about 7 minutes</w:t>
-            </w:r>
-          </w:p>
-        </w:tc>
-      </w:tr>
-    </w:tbl>
-    <w:p>
-      <w:pPr>
-        <w:spacing w:after="60" w:before="0"/>
-      </w:pPr>
-    </w:p>
-    <w:p>
-      <w:pPr>
-        <w:keepLines/>
-        <w:spacing w:after="60" w:before="40"/>
-      </w:pPr>
-      <w:r>
-        <w:rPr>
-          <w:rFonts w:ascii="Arial" w:cs="Arial" w:eastAsia="Arial" w:hAnsi="Arial"/>
-          <w:b/>
-          <w:bCs/>
-          <w:sz w:val="19"/>
-          <w:szCs w:val="19"/>
-        </w:rPr>
-        <w:t xml:space="preserve">3a · Errors.</w:t>
-      </w:r>
-      <w:r>
-        <w:rPr>
-          <w:rFonts w:ascii="Arial" w:cs="Arial" w:eastAsia="Arial" w:hAnsi="Arial"/>
-          <w:sz w:val="19"/>
-          <w:szCs w:val="19"/>
-        </w:rPr>
-        <w:t xml:space="preserve"> Sales and errors are in cups. These are constructed exercise numbers, not workbook output. </w:t>
-      </w:r>
-      <w:r>
-        <w:rPr>
-          <w:rFonts w:ascii="Arial" w:cs="Arial" w:eastAsia="Arial" w:hAnsi="Arial"/>
-          <w:b/>
-          <w:bCs/>
-          <w:sz w:val="19"/>
-          <w:szCs w:val="19"/>
-        </w:rPr>
-        <w:t xml:space="preserve">Residual = actual − predicted. MAE = (sum of the absolute residuals) ÷ n.</w:t>
-      </w:r>
-    </w:p>
-    <w:tbl>
-      <w:tblPr>
-        <w:tblW w:type="dxa" w:w="8000"/>
-        <w:jc w:val="center"/>
-        <w:tblBorders>
-          <w:top w:val="single" w:color="auto" w:sz="4"/>
-          <w:left w:val="single" w:color="auto" w:sz="4"/>
-          <w:bottom w:val="single" w:color="auto" w:sz="4"/>
-          <w:right w:val="single" w:color="auto" w:sz="4"/>
-          <w:insideH w:val="single" w:color="auto" w:sz="4"/>
-          <w:insideV w:val="single" w:color="auto" w:sz="4"/>
-        </w:tblBorders>
-      </w:tblPr>
-      <w:tblGrid>
-        <w:gridCol w:w="2000"/>
-        <w:gridCol w:w="2000"/>
-        <w:gridCol w:w="2000"/>
-        <w:gridCol w:w="2000"/>
-      </w:tblGrid>
-      <w:tr>
-        <w:trPr>
-          <w:cantSplit/>
-        </w:trPr>
-        <w:tc>
-          <w:tcPr>
-            <w:tcW w:type="dxa" w:w="2000"/>
-            <w:tcBorders>
-              <w:top w:val="single" w:color="808080" w:sz="4"/>
-              <w:left w:val="single" w:color="808080" w:sz="4"/>
-              <w:bottom w:val="single" w:color="808080" w:sz="4"/>
-              <w:right w:val="single" w:color="808080" w:sz="4"/>
-            </w:tcBorders>
-            <w:shd w:fill="DCE6F2" w:color="auto" w:val="clear"/>
-            <w:tcMar>
-              <w:top w:type="dxa" w:w="40"/>
-              <w:left w:type="dxa" w:w="80"/>
-              <w:bottom w:type="dxa" w:w="40"/>
-              <w:right w:type="dxa" w:w="80"/>
-            </w:tcMar>
-            <w:vAlign w:val="center"/>
-          </w:tcPr>
-          <w:p>
-            <w:pPr>
-              <w:spacing w:after="0" w:before="0"/>
-              <w:jc w:val="left"/>
-            </w:pPr>
-            <w:r>
-              <w:rPr>
-                <w:rFonts w:ascii="Arial" w:cs="Arial" w:eastAsia="Arial" w:hAnsi="Arial"/>
-                <w:b/>
-                <w:bCs/>
-                <w:sz w:val="18"/>
-                <w:szCs w:val="18"/>
-              </w:rPr>
-              <w:t xml:space="preserve">Day</w:t>
-            </w:r>
-          </w:p>
-        </w:tc>
-        <w:tc>
-          <w:tcPr>
-            <w:tcW w:type="dxa" w:w="2000"/>
-            <w:tcBorders>
-              <w:top w:val="single" w:color="808080" w:sz="4"/>
-              <w:left w:val="single" w:color="808080" w:sz="4"/>
-              <w:bottom w:val="single" w:color="808080" w:sz="4"/>
-              <w:right w:val="single" w:color="808080" w:sz="4"/>
-            </w:tcBorders>
-            <w:shd w:fill="DCE6F2" w:color="auto" w:val="clear"/>
-            <w:tcMar>
-              <w:top w:type="dxa" w:w="40"/>
-              <w:left w:type="dxa" w:w="80"/>
-              <w:bottom w:type="dxa" w:w="40"/>
-              <w:right w:type="dxa" w:w="80"/>
-            </w:tcMar>
-            <w:vAlign w:val="center"/>
-          </w:tcPr>
-          <w:p>
-            <w:pPr>
-              <w:spacing w:after="0" w:before="0"/>
-              <w:jc w:val="left"/>
-            </w:pPr>
-            <w:r>
-              <w:rPr>
-                <w:rFonts w:ascii="Arial" w:cs="Arial" w:eastAsia="Arial" w:hAnsi="Arial"/>
-                <w:b/>
-                <w:bCs/>
-                <w:sz w:val="18"/>
-                <w:szCs w:val="18"/>
-              </w:rPr>
-              <w:t xml:space="preserve">Actual</w:t>
-            </w:r>
-          </w:p>
-        </w:tc>
-        <w:tc>
-          <w:tcPr>
-            <w:tcW w:type="dxa" w:w="2000"/>
-            <w:tcBorders>
-              <w:top w:val="single" w:color="808080" w:sz="4"/>
-              <w:left w:val="single" w:color="808080" w:sz="4"/>
-              <w:bottom w:val="single" w:color="808080" w:sz="4"/>
-              <w:right w:val="single" w:color="808080" w:sz="4"/>
-            </w:tcBorders>
-            <w:shd w:fill="DCE6F2" w:color="auto" w:val="clear"/>
-            <w:tcMar>
-              <w:top w:type="dxa" w:w="40"/>
-              <w:left w:type="dxa" w:w="80"/>
-              <w:bottom w:type="dxa" w:w="40"/>
-              <w:right w:type="dxa" w:w="80"/>
-            </w:tcMar>
-            <w:vAlign w:val="center"/>
-          </w:tcPr>
-          <w:p>
-            <w:pPr>
-              <w:spacing w:after="0" w:before="0"/>
-              <w:jc w:val="left"/>
-            </w:pPr>
-            <w:r>
-              <w:rPr>
-                <w:rFonts w:ascii="Arial" w:cs="Arial" w:eastAsia="Arial" w:hAnsi="Arial"/>
-                <w:b/>
-                <w:bCs/>
-                <w:sz w:val="18"/>
-                <w:szCs w:val="18"/>
-              </w:rPr>
-              <w:t xml:space="preserve">Predicted</w:t>
-            </w:r>
-          </w:p>
-        </w:tc>
-        <w:tc>
-          <w:tcPr>
-            <w:tcW w:type="dxa" w:w="2000"/>
-            <w:tcBorders>
-              <w:top w:val="single" w:color="808080" w:sz="4"/>
-              <w:left w:val="single" w:color="808080" w:sz="4"/>
-              <w:bottom w:val="single" w:color="808080" w:sz="4"/>
-              <w:right w:val="single" w:color="808080" w:sz="4"/>
-            </w:tcBorders>
-            <w:shd w:fill="DCE6F2" w:color="auto" w:val="clear"/>
-            <w:tcMar>
-              <w:top w:type="dxa" w:w="40"/>
-              <w:left w:type="dxa" w:w="80"/>
-              <w:bottom w:type="dxa" w:w="40"/>
-              <w:right w:type="dxa" w:w="80"/>
-            </w:tcMar>
-            <w:vAlign w:val="center"/>
-          </w:tcPr>
-          <w:p>
-            <w:pPr>
-              <w:spacing w:after="0" w:before="0"/>
-              <w:jc w:val="left"/>
-            </w:pPr>
-            <w:r>
-              <w:rPr>
-                <w:rFonts w:ascii="Arial" w:cs="Arial" w:eastAsia="Arial" w:hAnsi="Arial"/>
-                <w:b/>
-                <w:bCs/>
-                <w:sz w:val="18"/>
-                <w:szCs w:val="18"/>
-              </w:rPr>
-              <w:t xml:space="preserve">Residual</w:t>
-            </w:r>
-          </w:p>
-        </w:tc>
-      </w:tr>
-      <w:tr>
-        <w:trPr>
-          <w:cantSplit/>
-          <w:trHeight w:val="430" w:hRule="atLeast"/>
-        </w:trPr>
-        <w:tc>
-          <w:tcPr>
-            <w:tcW w:type="dxa" w:w="2000"/>
-            <w:tcBorders>
-              <w:top w:val="single" w:color="808080" w:sz="4"/>
-              <w:left w:val="single" w:color="808080" w:sz="4"/>
-              <w:bottom w:val="single" w:color="808080" w:sz="4"/>
-              <w:right w:val="single" w:color="808080" w:sz="4"/>
-            </w:tcBorders>
-            <w:tcMar>
-              <w:top w:type="dxa" w:w="40"/>
-              <w:left w:type="dxa" w:w="80"/>
-              <w:bottom w:type="dxa" w:w="40"/>
-              <w:right w:type="dxa" w:w="80"/>
-            </w:tcMar>
-            <w:vAlign w:val="center"/>
-          </w:tcPr>
-          <w:p>
-            <w:pPr>
-              <w:spacing w:after="0" w:before="0"/>
-              <w:jc w:val="left"/>
-            </w:pPr>
-            <w:r>
-              <w:rPr>
-                <w:rFonts w:ascii="Arial" w:cs="Arial" w:eastAsia="Arial" w:hAnsi="Arial"/>
-                <w:b/>
-                <w:bCs/>
-                <w:sz w:val="18"/>
-                <w:szCs w:val="18"/>
-              </w:rPr>
-              <w:t xml:space="preserve">Tue</w:t>
-            </w:r>
-          </w:p>
-        </w:tc>
-        <w:tc>
-          <w:tcPr>
-            <w:tcW w:type="dxa" w:w="2000"/>
-            <w:tcBorders>
-              <w:top w:val="single" w:color="808080" w:sz="4"/>
-              <w:left w:val="single" w:color="808080" w:sz="4"/>
-              <w:bottom w:val="single" w:color="808080" w:sz="4"/>
-              <w:right w:val="single" w:color="808080" w:sz="4"/>
-            </w:tcBorders>
-            <w:tcMar>
-              <w:top w:type="dxa" w:w="40"/>
-              <w:left w:type="dxa" w:w="80"/>
-              <w:bottom w:type="dxa" w:w="40"/>
-              <w:right w:type="dxa" w:w="80"/>
-            </w:tcMar>
-            <w:vAlign w:val="center"/>
-          </w:tcPr>
-          <w:p>
-            <w:pPr>
-              <w:spacing w:after="0" w:before="0"/>
-              <w:jc w:val="center"/>
-            </w:pPr>
-            <w:r>
-              <w:rPr>
-                <w:rFonts w:ascii="Arial" w:cs="Arial" w:eastAsia="Arial" w:hAnsi="Arial"/>
-                <w:b w:val="false"/>
-                <w:bCs w:val="false"/>
-                <w:sz w:val="18"/>
-                <w:szCs w:val="18"/>
-              </w:rPr>
-              <w:t xml:space="preserve">100</w:t>
-            </w:r>
-          </w:p>
-        </w:tc>
-        <w:tc>
-          <w:tcPr>
-            <w:tcW w:type="dxa" w:w="2000"/>
-            <w:tcBorders>
-              <w:top w:val="single" w:color="808080" w:sz="4"/>
-              <w:left w:val="single" w:color="808080" w:sz="4"/>
-              <w:bottom w:val="single" w:color="808080" w:sz="4"/>
-              <w:right w:val="single" w:color="808080" w:sz="4"/>
-            </w:tcBorders>
-            <w:tcMar>
-              <w:top w:type="dxa" w:w="40"/>
-              <w:left w:type="dxa" w:w="80"/>
-              <w:bottom w:type="dxa" w:w="40"/>
-              <w:right w:type="dxa" w:w="80"/>
-            </w:tcMar>
-            <w:vAlign w:val="center"/>
-          </w:tcPr>
-          <w:p>
-            <w:pPr>
-              <w:spacing w:after="0" w:before="0"/>
-              <w:jc w:val="center"/>
-            </w:pPr>
-            <w:r>
-              <w:rPr>
-                <w:rFonts w:ascii="Arial" w:cs="Arial" w:eastAsia="Arial" w:hAnsi="Arial"/>
-                <w:b w:val="false"/>
-                <w:bCs w:val="false"/>
-                <w:sz w:val="18"/>
-                <w:szCs w:val="18"/>
-              </w:rPr>
-              <w:t xml:space="preserve">108</w:t>
-            </w:r>
-          </w:p>
-        </w:tc>
-        <w:tc>
-          <w:tcPr>
-            <w:tcW w:type="dxa" w:w="2000"/>
-            <w:tcBorders>
-              <w:top w:val="single" w:color="808080" w:sz="4"/>
-              <w:left w:val="single" w:color="808080" w:sz="4"/>
-              <w:bottom w:val="single" w:color="808080" w:sz="4"/>
-              <w:right w:val="single" w:color="808080" w:sz="4"/>
-            </w:tcBorders>
-            <w:tcMar>
-              <w:top w:type="dxa" w:w="40"/>
-              <w:left w:type="dxa" w:w="80"/>
-              <w:bottom w:type="dxa" w:w="40"/>
-              <w:right w:type="dxa" w:w="80"/>
-            </w:tcMar>
-            <w:vAlign w:val="center"/>
-          </w:tcPr>
-          <w:p>
-            <w:pPr>
-              <w:spacing w:after="0" w:before="0"/>
-              <w:jc w:val="center"/>
-            </w:pPr>
-          </w:p>
-        </w:tc>
-      </w:tr>
-      <w:tr>
-        <w:trPr>
-          <w:cantSplit/>
-          <w:trHeight w:val="430" w:hRule="atLeast"/>
-        </w:trPr>
-        <w:tc>
-          <w:tcPr>
-            <w:tcW w:type="dxa" w:w="2000"/>
-            <w:tcBorders>
-              <w:top w:val="single" w:color="808080" w:sz="4"/>
-              <w:left w:val="single" w:color="808080" w:sz="4"/>
-              <w:bottom w:val="single" w:color="808080" w:sz="4"/>
-              <w:right w:val="single" w:color="808080" w:sz="4"/>
-            </w:tcBorders>
-            <w:tcMar>
-              <w:top w:type="dxa" w:w="40"/>
-              <w:left w:type="dxa" w:w="80"/>
-              <w:bottom w:type="dxa" w:w="40"/>
-              <w:right w:type="dxa" w:w="80"/>
-            </w:tcMar>
-            <w:vAlign w:val="center"/>
-          </w:tcPr>
-          <w:p>
-            <w:pPr>
-              <w:spacing w:after="0" w:before="0"/>
-              <w:jc w:val="left"/>
-            </w:pPr>
-            <w:r>
-              <w:rPr>
-                <w:rFonts w:ascii="Arial" w:cs="Arial" w:eastAsia="Arial" w:hAnsi="Arial"/>
-                <w:b/>
-                <w:bCs/>
-                <w:sz w:val="18"/>
-                <w:szCs w:val="18"/>
-              </w:rPr>
-              <w:t xml:space="preserve">Sun</w:t>
-            </w:r>
-          </w:p>
-        </w:tc>
-        <w:tc>
-          <w:tcPr>
-            <w:tcW w:type="dxa" w:w="2000"/>
-            <w:tcBorders>
-              <w:top w:val="single" w:color="808080" w:sz="4"/>
-              <w:left w:val="single" w:color="808080" w:sz="4"/>
-              <w:bottom w:val="single" w:color="808080" w:sz="4"/>
-              <w:right w:val="single" w:color="808080" w:sz="4"/>
-            </w:tcBorders>
-            <w:tcMar>
-              <w:top w:type="dxa" w:w="40"/>
-              <w:left w:type="dxa" w:w="80"/>
-              <w:bottom w:type="dxa" w:w="40"/>
-              <w:right w:type="dxa" w:w="80"/>
-            </w:tcMar>
-            <w:vAlign w:val="center"/>
-          </w:tcPr>
-          <w:p>
-            <w:pPr>
-              <w:spacing w:after="0" w:before="0"/>
-              <w:jc w:val="center"/>
-            </w:pPr>
-          </w:p>
-        </w:tc>
-        <w:tc>
-          <w:tcPr>
-            <w:tcW w:type="dxa" w:w="2000"/>
-            <w:tcBorders>
-              <w:top w:val="single" w:color="808080" w:sz="4"/>
-              <w:left w:val="single" w:color="808080" w:sz="4"/>
-              <w:bottom w:val="single" w:color="808080" w:sz="4"/>
-              <w:right w:val="single" w:color="808080" w:sz="4"/>
-            </w:tcBorders>
-            <w:tcMar>
-              <w:top w:type="dxa" w:w="40"/>
-              <w:left w:type="dxa" w:w="80"/>
-              <w:bottom w:type="dxa" w:w="40"/>
-              <w:right w:type="dxa" w:w="80"/>
-            </w:tcMar>
-            <w:vAlign w:val="center"/>
-          </w:tcPr>
-          <w:p>
-            <w:pPr>
-              <w:spacing w:after="0" w:before="0"/>
-              <w:jc w:val="center"/>
-            </w:pPr>
-            <w:r>
-              <w:rPr>
-                <w:rFonts w:ascii="Arial" w:cs="Arial" w:eastAsia="Arial" w:hAnsi="Arial"/>
-                <w:b w:val="false"/>
-                <w:bCs w:val="false"/>
-                <w:sz w:val="18"/>
-                <w:szCs w:val="18"/>
-              </w:rPr>
-              <w:t xml:space="preserve">120</w:t>
-            </w:r>
-          </w:p>
-        </w:tc>
-        <w:tc>
-          <w:tcPr>
-            <w:tcW w:type="dxa" w:w="2000"/>
-            <w:tcBorders>
-              <w:top w:val="single" w:color="808080" w:sz="4"/>
-              <w:left w:val="single" w:color="808080" w:sz="4"/>
-              <w:bottom w:val="single" w:color="808080" w:sz="4"/>
-              <w:right w:val="single" w:color="808080" w:sz="4"/>
-            </w:tcBorders>
-            <w:tcMar>
-              <w:top w:type="dxa" w:w="40"/>
-              <w:left w:type="dxa" w:w="80"/>
-              <w:bottom w:type="dxa" w:w="40"/>
-              <w:right w:type="dxa" w:w="80"/>
-            </w:tcMar>
-            <w:vAlign w:val="center"/>
-          </w:tcPr>
-          <w:p>
-            <w:pPr>
-              <w:spacing w:after="0" w:before="0"/>
-              <w:jc w:val="center"/>
-            </w:pPr>
-            <w:r>
-              <w:rPr>
-                <w:rFonts w:ascii="Arial" w:cs="Arial" w:eastAsia="Arial" w:hAnsi="Arial"/>
-                <w:b w:val="false"/>
-                <w:bCs w:val="false"/>
-                <w:sz w:val="18"/>
-                <w:szCs w:val="18"/>
-              </w:rPr>
-              <w:t xml:space="preserve">+10</w:t>
-            </w:r>
-          </w:p>
-        </w:tc>
-      </w:tr>
-      <w:tr>
-        <w:trPr>
-          <w:cantSplit/>
-          <w:trHeight w:val="430" w:hRule="atLeast"/>
-        </w:trPr>
-        <w:tc>
-          <w:tcPr>
-            <w:tcW w:type="dxa" w:w="2000"/>
-            <w:tcBorders>
-              <w:top w:val="single" w:color="808080" w:sz="4"/>
-              <w:left w:val="single" w:color="808080" w:sz="4"/>
-              <w:bottom w:val="single" w:color="808080" w:sz="4"/>
-              <w:right w:val="single" w:color="808080" w:sz="4"/>
-            </w:tcBorders>
-            <w:tcMar>
-              <w:top w:type="dxa" w:w="40"/>
-              <w:left w:type="dxa" w:w="80"/>
-              <w:bottom w:type="dxa" w:w="40"/>
-              <w:right w:type="dxa" w:w="80"/>
-            </w:tcMar>
-            <w:vAlign w:val="center"/>
-          </w:tcPr>
-          <w:p>
-            <w:pPr>
-              <w:spacing w:after="0" w:before="0"/>
-              <w:jc w:val="left"/>
-            </w:pPr>
-            <w:r>
-              <w:rPr>
-                <w:rFonts w:ascii="Arial" w:cs="Arial" w:eastAsia="Arial" w:hAnsi="Arial"/>
-                <w:b/>
-                <w:bCs/>
-                <w:sz w:val="18"/>
-                <w:szCs w:val="18"/>
-              </w:rPr>
-              <w:t xml:space="preserve">Thu</w:t>
-            </w:r>
-          </w:p>
-        </w:tc>
-        <w:tc>
-          <w:tcPr>
-            <w:tcW w:type="dxa" w:w="2000"/>
-            <w:tcBorders>
-              <w:top w:val="single" w:color="808080" w:sz="4"/>
-              <w:left w:val="single" w:color="808080" w:sz="4"/>
-              <w:bottom w:val="single" w:color="808080" w:sz="4"/>
-              <w:right w:val="single" w:color="808080" w:sz="4"/>
-            </w:tcBorders>
-            <w:tcMar>
-              <w:top w:type="dxa" w:w="40"/>
-              <w:left w:type="dxa" w:w="80"/>
-              <w:bottom w:type="dxa" w:w="40"/>
-              <w:right w:type="dxa" w:w="80"/>
-            </w:tcMar>
-            <w:vAlign w:val="center"/>
-          </w:tcPr>
-          <w:p>
-            <w:pPr>
-              <w:spacing w:after="0" w:before="0"/>
-              <w:jc w:val="center"/>
-            </w:pPr>
-            <w:r>
-              <w:rPr>
-                <w:rFonts w:ascii="Arial" w:cs="Arial" w:eastAsia="Arial" w:hAnsi="Arial"/>
-                <w:b w:val="false"/>
-                <w:bCs w:val="false"/>
-                <w:sz w:val="18"/>
-                <w:szCs w:val="18"/>
-              </w:rPr>
-              <w:t xml:space="preserve">96</w:t>
-            </w:r>
-          </w:p>
-        </w:tc>
-        <w:tc>
-          <w:tcPr>
-            <w:tcW w:type="dxa" w:w="2000"/>
-            <w:tcBorders>
-              <w:top w:val="single" w:color="808080" w:sz="4"/>
-              <w:left w:val="single" w:color="808080" w:sz="4"/>
-              <w:bottom w:val="single" w:color="808080" w:sz="4"/>
-              <w:right w:val="single" w:color="808080" w:sz="4"/>
-            </w:tcBorders>
-            <w:tcMar>
-              <w:top w:type="dxa" w:w="40"/>
-              <w:left w:type="dxa" w:w="80"/>
-              <w:bottom w:type="dxa" w:w="40"/>
-              <w:right w:type="dxa" w:w="80"/>
-            </w:tcMar>
-            <w:vAlign w:val="center"/>
-          </w:tcPr>
-          <w:p>
-            <w:pPr>
-              <w:spacing w:after="0" w:before="0"/>
-              <w:jc w:val="center"/>
-            </w:pPr>
-          </w:p>
-        </w:tc>
-        <w:tc>
-          <w:tcPr>
-            <w:tcW w:type="dxa" w:w="2000"/>
-            <w:tcBorders>
-              <w:top w:val="single" w:color="808080" w:sz="4"/>
-              <w:left w:val="single" w:color="808080" w:sz="4"/>
-              <w:bottom w:val="single" w:color="808080" w:sz="4"/>
-              <w:right w:val="single" w:color="808080" w:sz="4"/>
-            </w:tcBorders>
-            <w:tcMar>
-              <w:top w:type="dxa" w:w="40"/>
-              <w:left w:type="dxa" w:w="80"/>
-              <w:bottom w:type="dxa" w:w="40"/>
-              <w:right w:type="dxa" w:w="80"/>
-            </w:tcMar>
-            <w:vAlign w:val="center"/>
-          </w:tcPr>
-          <w:p>
-            <w:pPr>
-              <w:spacing w:after="0" w:before="0"/>
-              <w:jc w:val="center"/>
-            </w:pPr>
-            <w:r>
-              <w:rPr>
-                <w:rFonts w:ascii="Arial" w:cs="Arial" w:eastAsia="Arial" w:hAnsi="Arial"/>
-                <w:b w:val="false"/>
-                <w:bCs w:val="false"/>
-                <w:sz w:val="18"/>
-                <w:szCs w:val="18"/>
-              </w:rPr>
-              <w:t xml:space="preserve">+3</w:t>
-            </w:r>
-          </w:p>
-        </w:tc>
-      </w:tr>
-    </w:tbl>
-    <w:p>
-      <w:pPr>
-        <w:spacing w:after="80" w:before="0"/>
       </w:pPr>
     </w:p>
     <w:tbl>
@@ -6627,7 +5400,7 @@
                 <w:sz w:val="20"/>
                 <w:szCs w:val="20"/>
               </w:rPr>
-              <w:t xml:space="preserve">3a-i</w:t>
+              <w:t xml:space="preserve">2e</w:t>
             </w:r>
           </w:p>
         </w:tc>
@@ -6658,7 +5431,25 @@
                 <w:sz w:val="19"/>
                 <w:szCs w:val="19"/>
               </w:rPr>
-              <w:t xml:space="preserve">Fill the blanks in the table.</w:t>
+              <w:t xml:space="preserve">Tomorrow is forecast to be 24 °C, on a weekday, with the price at €3.30. (i) Predict iced coffee sales. (ii) The owner is thinking of </w:t>
+            </w:r>
+            <w:r>
+              <w:rPr>
+                <w:rFonts w:ascii="Arial" w:cs="Arial" w:eastAsia="Arial" w:hAnsi="Arial"/>
+                <w:b/>
+                <w:bCs/>
+                <w:sz w:val="19"/>
+                <w:szCs w:val="19"/>
+              </w:rPr>
+              <w:t xml:space="preserve">raising the price from €3.30 to €3.50</w:t>
+            </w:r>
+            <w:r>
+              <w:rPr>
+                <w:rFonts w:ascii="Arial" w:cs="Arial" w:eastAsia="Arial" w:hAnsi="Arial"/>
+                <w:sz w:val="19"/>
+                <w:szCs w:val="19"/>
+              </w:rPr>
+              <w:t xml:space="preserve">. By how much would predicted sales change, everything else the same?</w:t>
             </w:r>
           </w:p>
         </w:tc>
@@ -6693,129 +5484,7 @@
                 <w:szCs w:val="16"/>
                 <w:shd w:fill="DCE6F2" w:color="auto" w:val="clear"/>
               </w:rPr>
-              <w:t xml:space="preserve">1 pt</w:t>
-            </w:r>
-          </w:p>
-        </w:tc>
-      </w:tr>
-    </w:tbl>
-    <w:tbl>
-      <w:tblPr>
-        <w:tblW w:type="dxa" w:w="10206"/>
-        <w:tblBorders>
-          <w:top w:val="single" w:color="auto" w:sz="4"/>
-          <w:left w:val="single" w:color="auto" w:sz="4"/>
-          <w:bottom w:val="single" w:color="auto" w:sz="4"/>
-          <w:right w:val="single" w:color="auto" w:sz="4"/>
-          <w:insideH w:val="single" w:color="auto" w:sz="4"/>
-          <w:insideV w:val="single" w:color="auto" w:sz="4"/>
-        </w:tblBorders>
-      </w:tblPr>
-      <w:tblGrid>
-        <w:gridCol w:w="900"/>
-        <w:gridCol w:w="8406"/>
-        <w:gridCol w:w="900"/>
-      </w:tblGrid>
-      <w:tr>
-        <w:trPr>
-          <w:cantSplit/>
-        </w:trPr>
-        <w:tc>
-          <w:tcPr>
-            <w:tcW w:type="dxa" w:w="900"/>
-            <w:tcBorders>
-              <w:top w:val="none" w:color="FFFFFF" w:sz="0"/>
-              <w:left w:val="none" w:color="FFFFFF" w:sz="0"/>
-              <w:bottom w:val="none" w:color="FFFFFF" w:sz="0"/>
-              <w:right w:val="none" w:color="FFFFFF" w:sz="0"/>
-            </w:tcBorders>
-            <w:tcMar>
-              <w:top w:type="dxa" w:w="60"/>
-              <w:left w:type="dxa" w:w="0"/>
-              <w:bottom w:type="dxa" w:w="20"/>
-              <w:right w:type="dxa" w:w="40"/>
-            </w:tcMar>
-          </w:tcPr>
-          <w:p>
-            <w:pPr>
-              <w:keepNext/>
-            </w:pPr>
-            <w:r>
-              <w:rPr>
-                <w:rFonts w:ascii="Arial" w:cs="Arial" w:eastAsia="Arial" w:hAnsi="Arial"/>
-                <w:b/>
-                <w:bCs/>
-                <w:color w:val="1F3A5F"/>
-                <w:sz w:val="20"/>
-                <w:szCs w:val="20"/>
-              </w:rPr>
-              <w:t xml:space="preserve">3a-ii</w:t>
-            </w:r>
-          </w:p>
-        </w:tc>
-        <w:tc>
-          <w:tcPr>
-            <w:tcW w:type="dxa" w:w="8406"/>
-            <w:tcBorders>
-              <w:top w:val="none" w:color="FFFFFF" w:sz="0"/>
-              <w:left w:val="none" w:color="FFFFFF" w:sz="0"/>
-              <w:bottom w:val="none" w:color="FFFFFF" w:sz="0"/>
-              <w:right w:val="none" w:color="FFFFFF" w:sz="0"/>
-            </w:tcBorders>
-            <w:tcMar>
-              <w:top w:type="dxa" w:w="60"/>
-              <w:left w:type="dxa" w:w="0"/>
-              <w:bottom w:type="dxa" w:w="20"/>
-              <w:right w:type="dxa" w:w="60"/>
-            </w:tcMar>
-          </w:tcPr>
-          <w:p>
-            <w:pPr>
-              <w:keepNext/>
-              <w:spacing w:after="30"/>
-            </w:pPr>
-            <w:r>
-              <w:rPr>
-                <w:rFonts w:ascii="Arial" w:cs="Arial" w:eastAsia="Arial" w:hAnsi="Arial"/>
-                <w:sz w:val="19"/>
-                <w:szCs w:val="19"/>
-              </w:rPr>
-              <w:t xml:space="preserve">Calculate the MAE of these predictions.</w:t>
-            </w:r>
-          </w:p>
-        </w:tc>
-        <w:tc>
-          <w:tcPr>
-            <w:tcW w:type="dxa" w:w="900"/>
-            <w:tcBorders>
-              <w:top w:val="none" w:color="FFFFFF" w:sz="0"/>
-              <w:left w:val="none" w:color="FFFFFF" w:sz="0"/>
-              <w:bottom w:val="none" w:color="FFFFFF" w:sz="0"/>
-              <w:right w:val="none" w:color="FFFFFF" w:sz="0"/>
-            </w:tcBorders>
-            <w:tcMar>
-              <w:top w:type="dxa" w:w="60"/>
-              <w:left w:type="dxa" w:w="0"/>
-              <w:bottom w:type="dxa" w:w="20"/>
-              <w:right w:type="dxa" w:w="0"/>
-            </w:tcMar>
-          </w:tcPr>
-          <w:p>
-            <w:pPr>
-              <w:keepNext/>
-              <w:jc w:val="right"/>
-            </w:pPr>
-            <w:r>
-              <w:rPr>
-                <w:rFonts w:ascii="Arial" w:cs="Arial" w:eastAsia="Arial" w:hAnsi="Arial"/>
-                <w:b/>
-                <w:bCs/>
-                <w:color w:val="1F3A5F"/>
-                <w:sz w:val="16"/>
-                <w:szCs w:val="16"/>
-                <w:shd w:fill="DCE6F2" w:color="auto" w:val="clear"/>
-              </w:rPr>
-              <w:t xml:space="preserve">1 pt</w:t>
+              <w:t xml:space="preserve">3 pts</w:t>
             </w:r>
           </w:p>
         </w:tc>
@@ -6839,133 +5508,6 @@
     </w:p>
     <w:p>
       <w:pPr>
-        <w:spacing w:after="40" w:before="0"/>
-      </w:pPr>
-    </w:p>
-    <w:tbl>
-      <w:tblPr>
-        <w:tblW w:type="dxa" w:w="10206"/>
-        <w:tblBorders>
-          <w:top w:val="single" w:color="auto" w:sz="4"/>
-          <w:left w:val="single" w:color="auto" w:sz="4"/>
-          <w:bottom w:val="single" w:color="auto" w:sz="4"/>
-          <w:right w:val="single" w:color="auto" w:sz="4"/>
-          <w:insideH w:val="single" w:color="auto" w:sz="4"/>
-          <w:insideV w:val="single" w:color="auto" w:sz="4"/>
-        </w:tblBorders>
-      </w:tblPr>
-      <w:tblGrid>
-        <w:gridCol w:w="900"/>
-        <w:gridCol w:w="8406"/>
-        <w:gridCol w:w="900"/>
-      </w:tblGrid>
-      <w:tr>
-        <w:trPr>
-          <w:cantSplit/>
-        </w:trPr>
-        <w:tc>
-          <w:tcPr>
-            <w:tcW w:type="dxa" w:w="900"/>
-            <w:tcBorders>
-              <w:top w:val="none" w:color="FFFFFF" w:sz="0"/>
-              <w:left w:val="none" w:color="FFFFFF" w:sz="0"/>
-              <w:bottom w:val="none" w:color="FFFFFF" w:sz="0"/>
-              <w:right w:val="none" w:color="FFFFFF" w:sz="0"/>
-            </w:tcBorders>
-            <w:tcMar>
-              <w:top w:type="dxa" w:w="60"/>
-              <w:left w:type="dxa" w:w="0"/>
-              <w:bottom w:type="dxa" w:w="20"/>
-              <w:right w:type="dxa" w:w="40"/>
-            </w:tcMar>
-          </w:tcPr>
-          <w:p>
-            <w:pPr>
-              <w:keepNext/>
-            </w:pPr>
-            <w:r>
-              <w:rPr>
-                <w:rFonts w:ascii="Arial" w:cs="Arial" w:eastAsia="Arial" w:hAnsi="Arial"/>
-                <w:b/>
-                <w:bCs/>
-                <w:color w:val="1F3A5F"/>
-                <w:sz w:val="20"/>
-                <w:szCs w:val="20"/>
-              </w:rPr>
-              <w:t xml:space="preserve">3a-iii</w:t>
-            </w:r>
-          </w:p>
-        </w:tc>
-        <w:tc>
-          <w:tcPr>
-            <w:tcW w:type="dxa" w:w="8406"/>
-            <w:tcBorders>
-              <w:top w:val="none" w:color="FFFFFF" w:sz="0"/>
-              <w:left w:val="none" w:color="FFFFFF" w:sz="0"/>
-              <w:bottom w:val="none" w:color="FFFFFF" w:sz="0"/>
-              <w:right w:val="none" w:color="FFFFFF" w:sz="0"/>
-            </w:tcBorders>
-            <w:tcMar>
-              <w:top w:type="dxa" w:w="60"/>
-              <w:left w:type="dxa" w:w="0"/>
-              <w:bottom w:type="dxa" w:w="20"/>
-              <w:right w:type="dxa" w:w="60"/>
-            </w:tcMar>
-          </w:tcPr>
-          <w:p>
-            <w:pPr>
-              <w:keepNext/>
-              <w:spacing w:after="30"/>
-            </w:pPr>
-            <w:r>
-              <w:rPr>
-                <w:rFonts w:ascii="Arial" w:cs="Arial" w:eastAsia="Arial" w:hAnsi="Arial"/>
-                <w:sz w:val="19"/>
-                <w:szCs w:val="19"/>
-              </w:rPr>
-              <w:t xml:space="preserve">Model Z has residuals of +5, +5, +5 on the same three days. Which model has the lower MAE? What do the identical signs tell you about Model Z?</w:t>
-            </w:r>
-          </w:p>
-        </w:tc>
-        <w:tc>
-          <w:tcPr>
-            <w:tcW w:type="dxa" w:w="900"/>
-            <w:tcBorders>
-              <w:top w:val="none" w:color="FFFFFF" w:sz="0"/>
-              <w:left w:val="none" w:color="FFFFFF" w:sz="0"/>
-              <w:bottom w:val="none" w:color="FFFFFF" w:sz="0"/>
-              <w:right w:val="none" w:color="FFFFFF" w:sz="0"/>
-            </w:tcBorders>
-            <w:tcMar>
-              <w:top w:type="dxa" w:w="60"/>
-              <w:left w:type="dxa" w:w="0"/>
-              <w:bottom w:type="dxa" w:w="20"/>
-              <w:right w:type="dxa" w:w="0"/>
-            </w:tcMar>
-          </w:tcPr>
-          <w:p>
-            <w:pPr>
-              <w:keepNext/>
-              <w:jc w:val="right"/>
-            </w:pPr>
-            <w:r>
-              <w:rPr>
-                <w:rFonts w:ascii="Arial" w:cs="Arial" w:eastAsia="Arial" w:hAnsi="Arial"/>
-                <w:b/>
-                <w:bCs/>
-                <w:color w:val="1F3A5F"/>
-                <w:sz w:val="16"/>
-                <w:szCs w:val="16"/>
-                <w:shd w:fill="DCE6F2" w:color="auto" w:val="clear"/>
-              </w:rPr>
-              <w:t xml:space="preserve">2 pts</w:t>
-            </w:r>
-          </w:p>
-        </w:tc>
-      </w:tr>
-    </w:tbl>
-    <w:p>
-      <w:pPr>
         <w:pBdr>
           <w:bottom w:val="single" w:color="A0A0A0" w:sz="4" w:space="11"/>
         </w:pBdr>
@@ -6982,16 +5524,13 @@
     </w:p>
     <w:p>
       <w:pPr>
-        <w:pBdr>
-          <w:bottom w:val="single" w:color="A0A0A0" w:sz="4" w:space="11"/>
-        </w:pBdr>
-        <w:spacing w:after="150" w:before="0"/>
+        <w:spacing w:after="40" w:before="0"/>
       </w:pPr>
     </w:p>
     <w:p>
-      <w:pPr>
-        <w:spacing w:after="40" w:before="0"/>
-      </w:pPr>
+      <w:r>
+        <w:br w:type="page"/>
+      </w:r>
     </w:p>
     <w:p>
       <w:pPr>
@@ -7006,7 +5545,7 @@
           <w:sz w:val="19"/>
           <w:szCs w:val="19"/>
         </w:rPr>
-        <w:t xml:space="preserve">3b · Outliers.</w:t>
+        <w:t xml:space="preserve">Q3 · Outliers</w:t>
       </w:r>
       <w:r>
         <w:rPr>
@@ -7014,7 +5553,47 @@
           <w:sz w:val="19"/>
           <w:szCs w:val="19"/>
         </w:rPr>
-        <w:t xml:space="preserve"> Table 4 and Figure 1 show iced coffee sales on 8 days (constructed example). Table 5 gives the straight-line results with and without Day 8.</w:t>
+        <w:t xml:space="preserve"> (3 points, about 3 minutes)</w:t>
+      </w:r>
+    </w:p>
+    <w:p>
+      <w:pPr>
+        <w:keepNext/>
+        <w:keepLines/>
+        <w:spacing w:after="60" w:before="40"/>
+      </w:pPr>
+      <w:r>
+        <w:rPr>
+          <w:rFonts w:ascii="Arial" w:cs="Arial" w:eastAsia="Arial" w:hAnsi="Arial"/>
+          <w:sz w:val="19"/>
+          <w:szCs w:val="19"/>
+        </w:rPr>
+        <w:t xml:space="preserve">Constructed example: iced coffee sales on 8 days (Table 4, Figure 1) and the fitted line with and without Day 8 (Table 5).</w:t>
+      </w:r>
+    </w:p>
+    <w:p>
+      <w:pPr>
+        <w:keepNext/>
+        <w:keepLines/>
+        <w:spacing w:after="60" w:before="40"/>
+      </w:pPr>
+      <w:r>
+        <w:rPr>
+          <w:rFonts w:ascii="Arial" w:cs="Arial" w:eastAsia="Arial" w:hAnsi="Arial"/>
+          <w:b/>
+          <w:bCs/>
+          <w:sz w:val="19"/>
+          <w:szCs w:val="19"/>
+        </w:rPr>
+        <w:t xml:space="preserve">Table 4.</w:t>
+      </w:r>
+      <w:r>
+        <w:rPr>
+          <w:rFonts w:ascii="Arial" w:cs="Arial" w:eastAsia="Arial" w:hAnsi="Arial"/>
+          <w:sz w:val="19"/>
+          <w:szCs w:val="19"/>
+        </w:rPr>
+        <w:t xml:space="preserve"> Temperature and sales on 8 days.</w:t>
       </w:r>
     </w:p>
     <w:tbl>
@@ -7991,6 +6570,7 @@
     </w:p>
     <w:p>
       <w:pPr>
+        <w:keepNext/>
         <w:keepLines/>
         <w:spacing w:after="60" w:before="40"/>
       </w:pPr>
@@ -8460,6 +7040,7 @@
     </w:p>
     <w:p>
       <w:pPr>
+        <w:keepNext/>
         <w:keepLines/>
         <w:spacing w:after="60" w:before="40"/>
       </w:pPr>
@@ -8490,7 +7071,7 @@
       <w:r>
         <w:drawing>
           <wp:inline distT="0" distB="0" distL="0" distR="0">
-            <wp:extent cx="4600575" cy="2076450"/>
+            <wp:extent cx="4600575" cy="1514475"/>
             <wp:effectExtent t="0" r="0" b="0" l="0"/>
             <wp:docPr id="1" name="fig" descr="figure" title="figure"/>
             <wp:cNvGraphicFramePr>
@@ -8515,7 +7096,7 @@
                   <pic:spPr bwMode="auto">
                     <a:xfrm>
                       <a:off x="0" y="0"/>
-                      <a:ext cx="4600575" cy="2076450"/>
+                      <a:ext cx="4600575" cy="1514475"/>
                     </a:xfrm>
                     <a:prstGeom prst="rect">
                       <a:avLst/>
@@ -8526,20 +7107,6 @@
             </a:graphic>
           </wp:inline>
         </w:drawing>
-      </w:r>
-    </w:p>
-    <w:p>
-      <w:pPr>
-        <w:keepLines/>
-        <w:spacing w:after="60" w:before="40"/>
-      </w:pPr>
-      <w:r>
-        <w:rPr>
-          <w:rFonts w:ascii="Arial" w:cs="Arial" w:eastAsia="Arial" w:hAnsi="Arial"/>
-          <w:sz w:val="19"/>
-          <w:szCs w:val="19"/>
-        </w:rPr>
-        <w:t xml:space="preserve">A classmate says: “Delete Day 8, it is an outlier.”</w:t>
       </w:r>
     </w:p>
     <w:tbl>
@@ -8592,7 +7159,7 @@
                 <w:sz w:val="20"/>
                 <w:szCs w:val="20"/>
               </w:rPr>
-              <w:t xml:space="preserve">3b-i</w:t>
+              <w:t xml:space="preserve">3a</w:t>
             </w:r>
           </w:p>
         </w:tc>
@@ -8714,7 +7281,7 @@
                 <w:sz w:val="20"/>
                 <w:szCs w:val="20"/>
               </w:rPr>
-              <w:t xml:space="preserve">3b-ii</w:t>
+              <w:t xml:space="preserve">3b</w:t>
             </w:r>
           </w:p>
         </w:tc>
@@ -8780,41 +7347,12 @@
                 <w:szCs w:val="16"/>
                 <w:shd w:fill="DCE6F2" w:color="auto" w:val="clear"/>
               </w:rPr>
-              <w:t xml:space="preserve">2 pts</w:t>
+              <w:t xml:space="preserve">1 pt</w:t>
             </w:r>
           </w:p>
         </w:tc>
       </w:tr>
     </w:tbl>
-    <w:p>
-      <w:pPr>
-        <w:pBdr>
-          <w:bottom w:val="single" w:color="A0A0A0" w:sz="4" w:space="11"/>
-        </w:pBdr>
-        <w:spacing w:after="150" w:before="0"/>
-      </w:pPr>
-    </w:p>
-    <w:p>
-      <w:pPr>
-        <w:pBdr>
-          <w:bottom w:val="single" w:color="A0A0A0" w:sz="4" w:space="11"/>
-        </w:pBdr>
-        <w:spacing w:after="150" w:before="0"/>
-      </w:pPr>
-    </w:p>
-    <w:p>
-      <w:pPr>
-        <w:pBdr>
-          <w:bottom w:val="single" w:color="A0A0A0" w:sz="4" w:space="11"/>
-        </w:pBdr>
-        <w:spacing w:after="150" w:before="0"/>
-      </w:pPr>
-    </w:p>
-    <w:p>
-      <w:pPr>
-        <w:spacing w:after="40" w:before="0"/>
-      </w:pPr>
-    </w:p>
     <w:tbl>
       <w:tblPr>
         <w:tblW w:type="dxa" w:w="10206"/>
@@ -8865,7 +7403,7 @@
                 <w:sz w:val="20"/>
                 <w:szCs w:val="20"/>
               </w:rPr>
-              <w:t xml:space="preserve">3b-iii</w:t>
+              <w:t xml:space="preserve">3c</w:t>
             </w:r>
           </w:p>
         </w:tc>
@@ -8896,7 +7434,7 @@
                 <w:sz w:val="19"/>
                 <w:szCs w:val="19"/>
               </w:rPr>
-              <w:t xml:space="preserve">Would you delete it? Give a reason.</w:t>
+              <w:t xml:space="preserve">A classmate says: “Delete Day 8, it is an outlier.” Would you delete it? Give a reason.</w:t>
             </w:r>
           </w:p>
         </w:tc>
@@ -8947,13 +7485,16 @@
     </w:p>
     <w:p>
       <w:pPr>
-        <w:spacing w:after="40" w:before="0"/>
+        <w:pBdr>
+          <w:bottom w:val="single" w:color="A0A0A0" w:sz="4" w:space="11"/>
+        </w:pBdr>
+        <w:spacing w:after="150" w:before="0"/>
       </w:pPr>
     </w:p>
     <w:p>
-      <w:r>
-        <w:br w:type="page"/>
-      </w:r>
+      <w:pPr>
+        <w:spacing w:after="40" w:before="0"/>
+      </w:pPr>
     </w:p>
     <w:tbl>
       <w:tblPr>
@@ -9002,7 +7543,7 @@
                 <w:sz w:val="21"/>
                 <w:szCs w:val="21"/>
               </w:rPr>
-              <w:t xml:space="preserve">SECTION 4 · Did the price change sales?</w:t>
+              <w:t xml:space="preserve">PART 2 · CALCULATIONS BY HAND: the t-test</w:t>
             </w:r>
           </w:p>
         </w:tc>
@@ -9035,7 +7576,7 @@
                 <w:sz w:val="17"/>
                 <w:szCs w:val="17"/>
               </w:rPr>
-              <w:t xml:space="preserve">9 points · about 10 minutes</w:t>
+              <w:t xml:space="preserve">5 points · about 7 minutes</w:t>
             </w:r>
           </w:p>
         </w:tc>
@@ -9048,16 +7589,27 @@
     </w:p>
     <w:p>
       <w:pPr>
+        <w:keepNext/>
         <w:keepLines/>
         <w:spacing w:after="60" w:before="40"/>
       </w:pPr>
+      <w:r>
+        <w:rPr>
+          <w:rFonts w:ascii="Arial" w:cs="Arial" w:eastAsia="Arial" w:hAnsi="Arial"/>
+          <w:b/>
+          <w:bCs/>
+          <w:sz w:val="19"/>
+          <w:szCs w:val="19"/>
+        </w:rPr>
+        <w:t xml:space="preserve">Q4.</w:t>
+      </w:r>
       <w:r>
         <w:rPr>
           <w:rFonts w:ascii="Arial" w:cs="Arial" w:eastAsia="Arial" w:hAnsi="Arial"/>
           <w:sz w:val="19"/>
           <w:szCs w:val="19"/>
         </w:rPr>
-        <w:t xml:space="preserve">On 30 June the café cut the iced coffee price from </w:t>
+        <w:t xml:space="preserve"> On 30 June the café cut the iced coffee price from </w:t>
       </w:r>
       <w:r>
         <w:rPr>
@@ -9111,7 +7663,7 @@
           <w:sz w:val="19"/>
           <w:szCs w:val="19"/>
         </w:rPr>
-        <w:t xml:space="preserve"> (Group 1) and 5 weekdays </w:t>
+        <w:t xml:space="preserve"> (Group 1) and 5 </w:t>
       </w:r>
       <w:r>
         <w:rPr>
@@ -9129,31 +7681,7 @@
           <w:sz w:val="19"/>
           <w:szCs w:val="19"/>
         </w:rPr>
-        <w:t xml:space="preserve"> (Group 2). The average temperature was 21 °C in the “before” sample and 25 °C in the “after” sample.</w:t>
-      </w:r>
-    </w:p>
-    <w:p>
-      <w:pPr>
-        <w:keepLines/>
-        <w:spacing w:after="60" w:before="40"/>
-      </w:pPr>
-      <w:r>
-        <w:rPr>
-          <w:rFonts w:ascii="Arial" w:cs="Arial" w:eastAsia="Arial" w:hAnsi="Arial"/>
-          <w:b/>
-          <w:bCs/>
-          <w:sz w:val="19"/>
-          <w:szCs w:val="19"/>
-        </w:rPr>
-        <w:t xml:space="preserve">Formulas</w:t>
-      </w:r>
-      <w:r>
-        <w:rPr>
-          <w:rFonts w:ascii="Arial" w:cs="Arial" w:eastAsia="Arial" w:hAnsi="Arial"/>
-          <w:sz w:val="19"/>
-          <w:szCs w:val="19"/>
-        </w:rPr>
-        <w:t xml:space="preserve"> (as given in class):</w:t>
+        <w:t xml:space="preserve"> (Group 2). Average temperature: 21 °C before, 25 °C after. Formulas as given in class:</w:t>
       </w:r>
     </w:p>
     <w:p>
@@ -9202,22 +7730,131 @@
         </w:drawing>
       </w:r>
     </w:p>
+    <w:tbl>
+      <w:tblPr>
+        <w:tblW w:type="dxa" w:w="10206"/>
+        <w:tblBorders>
+          <w:top w:val="single" w:color="auto" w:sz="4"/>
+          <w:left w:val="single" w:color="auto" w:sz="4"/>
+          <w:bottom w:val="single" w:color="auto" w:sz="4"/>
+          <w:right w:val="single" w:color="auto" w:sz="4"/>
+          <w:insideH w:val="single" w:color="auto" w:sz="4"/>
+          <w:insideV w:val="single" w:color="auto" w:sz="4"/>
+        </w:tblBorders>
+      </w:tblPr>
+      <w:tblGrid>
+        <w:gridCol w:w="900"/>
+        <w:gridCol w:w="8406"/>
+        <w:gridCol w:w="900"/>
+      </w:tblGrid>
+      <w:tr>
+        <w:trPr>
+          <w:cantSplit/>
+        </w:trPr>
+        <w:tc>
+          <w:tcPr>
+            <w:tcW w:type="dxa" w:w="900"/>
+            <w:tcBorders>
+              <w:top w:val="none" w:color="FFFFFF" w:sz="0"/>
+              <w:left w:val="none" w:color="FFFFFF" w:sz="0"/>
+              <w:bottom w:val="none" w:color="FFFFFF" w:sz="0"/>
+              <w:right w:val="none" w:color="FFFFFF" w:sz="0"/>
+            </w:tcBorders>
+            <w:tcMar>
+              <w:top w:type="dxa" w:w="60"/>
+              <w:left w:type="dxa" w:w="0"/>
+              <w:bottom w:type="dxa" w:w="20"/>
+              <w:right w:type="dxa" w:w="40"/>
+            </w:tcMar>
+          </w:tcPr>
+          <w:p>
+            <w:pPr>
+              <w:keepNext/>
+            </w:pPr>
+            <w:r>
+              <w:rPr>
+                <w:rFonts w:ascii="Arial" w:cs="Arial" w:eastAsia="Arial" w:hAnsi="Arial"/>
+                <w:b/>
+                <w:bCs/>
+                <w:color w:val="1F3A5F"/>
+                <w:sz w:val="20"/>
+                <w:szCs w:val="20"/>
+              </w:rPr>
+              <w:t xml:space="preserve">4a</w:t>
+            </w:r>
+          </w:p>
+        </w:tc>
+        <w:tc>
+          <w:tcPr>
+            <w:tcW w:type="dxa" w:w="8406"/>
+            <w:tcBorders>
+              <w:top w:val="none" w:color="FFFFFF" w:sz="0"/>
+              <w:left w:val="none" w:color="FFFFFF" w:sz="0"/>
+              <w:bottom w:val="none" w:color="FFFFFF" w:sz="0"/>
+              <w:right w:val="none" w:color="FFFFFF" w:sz="0"/>
+            </w:tcBorders>
+            <w:tcMar>
+              <w:top w:type="dxa" w:w="60"/>
+              <w:left w:type="dxa" w:w="0"/>
+              <w:bottom w:type="dxa" w:w="20"/>
+              <w:right w:type="dxa" w:w="60"/>
+            </w:tcMar>
+          </w:tcPr>
+          <w:p>
+            <w:pPr>
+              <w:keepNext/>
+              <w:spacing w:after="30"/>
+            </w:pPr>
+            <w:r>
+              <w:rPr>
+                <w:rFonts w:ascii="Arial" w:cs="Arial" w:eastAsia="Arial" w:hAnsi="Arial"/>
+                <w:sz w:val="19"/>
+                <w:szCs w:val="19"/>
+              </w:rPr>
+              <w:t xml:space="preserve">Complete Table 6: the two means, the two sums of squared deviations, and s for each group (2 decimals).</w:t>
+            </w:r>
+          </w:p>
+        </w:tc>
+        <w:tc>
+          <w:tcPr>
+            <w:tcW w:type="dxa" w:w="900"/>
+            <w:tcBorders>
+              <w:top w:val="none" w:color="FFFFFF" w:sz="0"/>
+              <w:left w:val="none" w:color="FFFFFF" w:sz="0"/>
+              <w:bottom w:val="none" w:color="FFFFFF" w:sz="0"/>
+              <w:right w:val="none" w:color="FFFFFF" w:sz="0"/>
+            </w:tcBorders>
+            <w:tcMar>
+              <w:top w:type="dxa" w:w="60"/>
+              <w:left w:type="dxa" w:w="0"/>
+              <w:bottom w:type="dxa" w:w="20"/>
+              <w:right w:type="dxa" w:w="0"/>
+            </w:tcMar>
+          </w:tcPr>
+          <w:p>
+            <w:pPr>
+              <w:keepNext/>
+              <w:jc w:val="right"/>
+            </w:pPr>
+            <w:r>
+              <w:rPr>
+                <w:rFonts w:ascii="Arial" w:cs="Arial" w:eastAsia="Arial" w:hAnsi="Arial"/>
+                <w:b/>
+                <w:bCs/>
+                <w:color w:val="1F3A5F"/>
+                <w:sz w:val="16"/>
+                <w:szCs w:val="16"/>
+                <w:shd w:fill="DCE6F2" w:color="auto" w:val="clear"/>
+              </w:rPr>
+              <w:t xml:space="preserve">3 pts</w:t>
+            </w:r>
+          </w:p>
+        </w:tc>
+      </w:tr>
+    </w:tbl>
     <w:p>
       <w:pPr>
-        <w:keepLines/>
-        <w:spacing w:after="60" w:before="40"/>
-      </w:pPr>
-      <w:r>
-        <w:rPr>
-          <w:rFonts w:ascii="Arial" w:cs="Arial" w:eastAsia="Arial" w:hAnsi="Arial"/>
-          <w:sz w:val="19"/>
-          <w:szCs w:val="19"/>
-        </w:rPr>
-        <w:t xml:space="preserve">A negative t only means that Group 2 has the larger mean.</w:t>
-      </w:r>
-    </w:p>
-    <w:p>
-      <w:pPr>
+        <w:keepNext/>
         <w:keepLines/>
         <w:spacing w:after="60" w:before="40"/>
       </w:pPr>
@@ -9515,7 +8152,7 @@
       <w:tr>
         <w:trPr>
           <w:cantSplit/>
-          <w:trHeight w:val="360" w:hRule="atLeast"/>
+          <w:trHeight w:val="275" w:hRule="atLeast"/>
         </w:trPr>
         <w:tc>
           <w:tcPr>
@@ -9719,7 +8356,7 @@
       <w:tr>
         <w:trPr>
           <w:cantSplit/>
-          <w:trHeight w:val="360" w:hRule="atLeast"/>
+          <w:trHeight w:val="275" w:hRule="atLeast"/>
         </w:trPr>
         <w:tc>
           <w:tcPr>
@@ -9923,7 +8560,7 @@
       <w:tr>
         <w:trPr>
           <w:cantSplit/>
-          <w:trHeight w:val="360" w:hRule="atLeast"/>
+          <w:trHeight w:val="275" w:hRule="atLeast"/>
         </w:trPr>
         <w:tc>
           <w:tcPr>
@@ -10127,7 +8764,7 @@
       <w:tr>
         <w:trPr>
           <w:cantSplit/>
-          <w:trHeight w:val="360" w:hRule="atLeast"/>
+          <w:trHeight w:val="275" w:hRule="atLeast"/>
         </w:trPr>
         <w:tc>
           <w:tcPr>
@@ -10331,7 +8968,7 @@
       <w:tr>
         <w:trPr>
           <w:cantSplit/>
-          <w:trHeight w:val="360" w:hRule="atLeast"/>
+          <w:trHeight w:val="275" w:hRule="atLeast"/>
         </w:trPr>
         <w:tc>
           <w:tcPr>
@@ -10535,7 +9172,7 @@
       <w:tr>
         <w:trPr>
           <w:cantSplit/>
-          <w:trHeight w:val="360" w:hRule="atLeast"/>
+          <w:trHeight w:val="275" w:hRule="atLeast"/>
         </w:trPr>
         <w:tc>
           <w:tcPr>
@@ -10719,7 +9356,7 @@
       <w:tr>
         <w:trPr>
           <w:cantSplit/>
-          <w:trHeight w:val="360" w:hRule="atLeast"/>
+          <w:trHeight w:val="275" w:hRule="atLeast"/>
         </w:trPr>
         <w:tc>
           <w:tcPr>
@@ -10903,7 +9540,7 @@
       <w:tr>
         <w:trPr>
           <w:cantSplit/>
-          <w:trHeight w:val="360" w:hRule="atLeast"/>
+          <w:trHeight w:val="275" w:hRule="atLeast"/>
         </w:trPr>
         <w:tc>
           <w:tcPr>
@@ -11140,7 +9777,7 @@
                 <w:sz w:val="20"/>
                 <w:szCs w:val="20"/>
               </w:rPr>
-              <w:t xml:space="preserve">4a</w:t>
+              <w:t xml:space="preserve">4b</w:t>
             </w:r>
           </w:p>
         </w:tc>
@@ -11171,7 +9808,7 @@
                 <w:sz w:val="19"/>
                 <w:szCs w:val="19"/>
               </w:rPr>
-              <w:t xml:space="preserve">Complete Table 6: the two means, the two sums of squared deviations, and s for each group (2 decimals).</w:t>
+              <w:t xml:space="preserve">Calculate s_p and t (2 decimals). A negative t only means that Group 2 has the larger mean.</w:t>
             </w:r>
           </w:p>
         </w:tc>
@@ -11206,12 +9843,156 @@
                 <w:szCs w:val="16"/>
                 <w:shd w:fill="DCE6F2" w:color="auto" w:val="clear"/>
               </w:rPr>
-              <w:t xml:space="preserve">3 pts</w:t>
+              <w:t xml:space="preserve">2 pts</w:t>
             </w:r>
           </w:p>
         </w:tc>
       </w:tr>
     </w:tbl>
+    <w:p>
+      <w:pPr>
+        <w:pBdr>
+          <w:bottom w:val="single" w:color="A0A0A0" w:sz="4" w:space="11"/>
+        </w:pBdr>
+        <w:spacing w:after="150" w:before="0"/>
+      </w:pPr>
+    </w:p>
+    <w:p>
+      <w:pPr>
+        <w:pBdr>
+          <w:bottom w:val="single" w:color="A0A0A0" w:sz="4" w:space="11"/>
+        </w:pBdr>
+        <w:spacing w:after="150" w:before="0"/>
+      </w:pPr>
+    </w:p>
+    <w:p>
+      <w:pPr>
+        <w:pBdr>
+          <w:bottom w:val="single" w:color="A0A0A0" w:sz="4" w:space="11"/>
+        </w:pBdr>
+        <w:spacing w:after="150" w:before="0"/>
+      </w:pPr>
+    </w:p>
+    <w:p>
+      <w:pPr>
+        <w:spacing w:after="40" w:before="0"/>
+      </w:pPr>
+    </w:p>
+    <w:tbl>
+      <w:tblPr>
+        <w:tblW w:type="dxa" w:w="10206"/>
+        <w:tblBorders>
+          <w:top w:val="single" w:color="auto" w:sz="4"/>
+          <w:left w:val="single" w:color="auto" w:sz="4"/>
+          <w:bottom w:val="single" w:color="auto" w:sz="4"/>
+          <w:right w:val="single" w:color="auto" w:sz="4"/>
+          <w:insideH w:val="single" w:color="auto" w:sz="4"/>
+          <w:insideV w:val="single" w:color="auto" w:sz="4"/>
+        </w:tblBorders>
+      </w:tblPr>
+      <w:tblGrid>
+        <w:gridCol w:w="7806"/>
+        <w:gridCol w:w="2400"/>
+      </w:tblGrid>
+      <w:tr>
+        <w:tc>
+          <w:tcPr>
+            <w:tcW w:type="dxa" w:w="7806"/>
+            <w:tcBorders>
+              <w:top w:val="none" w:color="FFFFFF" w:sz="0"/>
+              <w:left w:val="none" w:color="FFFFFF" w:sz="0"/>
+              <w:bottom w:val="none" w:color="FFFFFF" w:sz="0"/>
+              <w:right w:val="none" w:color="FFFFFF" w:sz="0"/>
+            </w:tcBorders>
+            <w:shd w:fill="1F3A5F" w:color="auto" w:val="clear"/>
+            <w:tcMar>
+              <w:top w:type="dxa" w:w="70"/>
+              <w:left w:type="dxa" w:w="120"/>
+              <w:bottom w:type="dxa" w:w="70"/>
+              <w:right w:type="dxa" w:w="80"/>
+            </w:tcMar>
+          </w:tcPr>
+          <w:p>
+            <w:pPr>
+              <w:keepNext/>
+            </w:pPr>
+            <w:r>
+              <w:rPr>
+                <w:rFonts w:ascii="Arial" w:cs="Arial" w:eastAsia="Arial" w:hAnsi="Arial"/>
+                <w:b/>
+                <w:bCs/>
+                <w:color w:val="FFFFFF"/>
+                <w:sz w:val="21"/>
+                <w:szCs w:val="21"/>
+              </w:rPr>
+              <w:t xml:space="preserve">PART 3 · COMPUTATIONS IN SHEETS: functions and interpretation</w:t>
+            </w:r>
+          </w:p>
+        </w:tc>
+        <w:tc>
+          <w:tcPr>
+            <w:tcW w:type="dxa" w:w="2400"/>
+            <w:tcBorders>
+              <w:top w:val="none" w:color="FFFFFF" w:sz="0"/>
+              <w:left w:val="none" w:color="FFFFFF" w:sz="0"/>
+              <w:bottom w:val="none" w:color="FFFFFF" w:sz="0"/>
+              <w:right w:val="none" w:color="FFFFFF" w:sz="0"/>
+            </w:tcBorders>
+            <w:shd w:fill="1F3A5F" w:color="auto" w:val="clear"/>
+            <w:tcMar>
+              <w:top w:type="dxa" w:w="70"/>
+              <w:left w:type="dxa" w:w="80"/>
+              <w:bottom w:type="dxa" w:w="70"/>
+              <w:right w:type="dxa" w:w="120"/>
+            </w:tcMar>
+          </w:tcPr>
+          <w:p>
+            <w:pPr>
+              <w:keepNext/>
+              <w:jc w:val="right"/>
+            </w:pPr>
+            <w:r>
+              <w:rPr>
+                <w:rFonts w:ascii="Arial" w:cs="Arial" w:eastAsia="Arial" w:hAnsi="Arial"/>
+                <w:color w:val="FFFFFF"/>
+                <w:sz w:val="17"/>
+                <w:szCs w:val="17"/>
+              </w:rPr>
+              <w:t xml:space="preserve">8 points · about 6 minutes</w:t>
+            </w:r>
+          </w:p>
+        </w:tc>
+      </w:tr>
+    </w:tbl>
+    <w:p>
+      <w:pPr>
+        <w:spacing w:after="60" w:before="0"/>
+      </w:pPr>
+    </w:p>
+    <w:p>
+      <w:pPr>
+        <w:keepLines/>
+        <w:spacing w:after="60" w:before="40"/>
+      </w:pPr>
+      <w:r>
+        <w:rPr>
+          <w:rFonts w:ascii="Arial" w:cs="Arial" w:eastAsia="Arial" w:hAnsi="Arial"/>
+          <w:b/>
+          <w:bCs/>
+          <w:sz w:val="19"/>
+          <w:szCs w:val="19"/>
+        </w:rPr>
+        <w:t xml:space="preserve">Q5.</w:t>
+      </w:r>
+      <w:r>
+        <w:rPr>
+          <w:rFonts w:ascii="Arial" w:cs="Arial" w:eastAsia="Arial" w:hAnsi="Arial"/>
+          <w:sz w:val="19"/>
+          <w:szCs w:val="19"/>
+        </w:rPr>
+        <w:t xml:space="preserve"> On the sheet “Price test”, the “before” sales are in B2:B6 and the “after” sales in C2:C6 (Part 2). On the sheet “Daily data”, iced coffee sales are in B2:B169 and the three X columns in C2:E169 (Part 1).</w:t>
+      </w:r>
+    </w:p>
     <w:tbl>
       <w:tblPr>
         <w:tblW w:type="dxa" w:w="10206"/>
@@ -11262,7 +10043,7 @@
                 <w:sz w:val="20"/>
                 <w:szCs w:val="20"/>
               </w:rPr>
-              <w:t xml:space="preserve">4b</w:t>
+              <w:t xml:space="preserve">5a</w:t>
             </w:r>
           </w:p>
         </w:tc>
@@ -11293,7 +10074,7 @@
                 <w:sz w:val="19"/>
                 <w:szCs w:val="19"/>
               </w:rPr>
-              <w:t xml:space="preserve">Calculate s_p and t (2 decimals).</w:t>
+              <w:t xml:space="preserve">Write the Sheets formula for each (any correct form is accepted): (i) the sample standard deviation of the “before” sales; (ii) the p-value comparing “before” with “after”, two-tailed, equal variances; (iii) the regression with all its statistics (the LINEST output).</w:t>
             </w:r>
           </w:p>
         </w:tc>
@@ -11328,7 +10109,7 @@
                 <w:szCs w:val="16"/>
                 <w:shd w:fill="DCE6F2" w:color="auto" w:val="clear"/>
               </w:rPr>
-              <w:t xml:space="preserve">2 pts</w:t>
+              <w:t xml:space="preserve">3 pts</w:t>
             </w:r>
           </w:p>
         </w:tc>
@@ -11342,6 +10123,157 @@
         <w:spacing w:after="150" w:before="0"/>
       </w:pPr>
     </w:p>
+    <w:p>
+      <w:pPr>
+        <w:pBdr>
+          <w:bottom w:val="single" w:color="A0A0A0" w:sz="4" w:space="11"/>
+        </w:pBdr>
+        <w:spacing w:after="150" w:before="0"/>
+      </w:pPr>
+    </w:p>
+    <w:p>
+      <w:pPr>
+        <w:pBdr>
+          <w:bottom w:val="single" w:color="A0A0A0" w:sz="4" w:space="11"/>
+        </w:pBdr>
+        <w:spacing w:after="150" w:before="0"/>
+      </w:pPr>
+    </w:p>
+    <w:p>
+      <w:pPr>
+        <w:pBdr>
+          <w:bottom w:val="single" w:color="A0A0A0" w:sz="4" w:space="11"/>
+        </w:pBdr>
+        <w:spacing w:after="150" w:before="0"/>
+      </w:pPr>
+    </w:p>
+    <w:p>
+      <w:pPr>
+        <w:spacing w:after="40" w:before="0"/>
+      </w:pPr>
+    </w:p>
+    <w:tbl>
+      <w:tblPr>
+        <w:tblW w:type="dxa" w:w="10206"/>
+        <w:tblBorders>
+          <w:top w:val="single" w:color="auto" w:sz="4"/>
+          <w:left w:val="single" w:color="auto" w:sz="4"/>
+          <w:bottom w:val="single" w:color="auto" w:sz="4"/>
+          <w:right w:val="single" w:color="auto" w:sz="4"/>
+          <w:insideH w:val="single" w:color="auto" w:sz="4"/>
+          <w:insideV w:val="single" w:color="auto" w:sz="4"/>
+        </w:tblBorders>
+      </w:tblPr>
+      <w:tblGrid>
+        <w:gridCol w:w="900"/>
+        <w:gridCol w:w="8406"/>
+        <w:gridCol w:w="900"/>
+      </w:tblGrid>
+      <w:tr>
+        <w:trPr>
+          <w:cantSplit/>
+        </w:trPr>
+        <w:tc>
+          <w:tcPr>
+            <w:tcW w:type="dxa" w:w="900"/>
+            <w:tcBorders>
+              <w:top w:val="none" w:color="FFFFFF" w:sz="0"/>
+              <w:left w:val="none" w:color="FFFFFF" w:sz="0"/>
+              <w:bottom w:val="none" w:color="FFFFFF" w:sz="0"/>
+              <w:right w:val="none" w:color="FFFFFF" w:sz="0"/>
+            </w:tcBorders>
+            <w:tcMar>
+              <w:top w:type="dxa" w:w="60"/>
+              <w:left w:type="dxa" w:w="0"/>
+              <w:bottom w:type="dxa" w:w="20"/>
+              <w:right w:type="dxa" w:w="40"/>
+            </w:tcMar>
+          </w:tcPr>
+          <w:p>
+            <w:pPr>
+              <w:keepNext/>
+            </w:pPr>
+            <w:r>
+              <w:rPr>
+                <w:rFonts w:ascii="Arial" w:cs="Arial" w:eastAsia="Arial" w:hAnsi="Arial"/>
+                <w:b/>
+                <w:bCs/>
+                <w:color w:val="1F3A5F"/>
+                <w:sz w:val="20"/>
+                <w:szCs w:val="20"/>
+              </w:rPr>
+              <w:t xml:space="preserve">5b</w:t>
+            </w:r>
+          </w:p>
+        </w:tc>
+        <w:tc>
+          <w:tcPr>
+            <w:tcW w:type="dxa" w:w="8406"/>
+            <w:tcBorders>
+              <w:top w:val="none" w:color="FFFFFF" w:sz="0"/>
+              <w:left w:val="none" w:color="FFFFFF" w:sz="0"/>
+              <w:bottom w:val="none" w:color="FFFFFF" w:sz="0"/>
+              <w:right w:val="none" w:color="FFFFFF" w:sz="0"/>
+            </w:tcBorders>
+            <w:tcMar>
+              <w:top w:type="dxa" w:w="60"/>
+              <w:left w:type="dxa" w:w="0"/>
+              <w:bottom w:type="dxa" w:w="20"/>
+              <w:right w:type="dxa" w:w="60"/>
+            </w:tcMar>
+          </w:tcPr>
+          <w:p>
+            <w:pPr>
+              <w:keepNext/>
+              <w:spacing w:after="30"/>
+            </w:pPr>
+            <w:r>
+              <w:rPr>
+                <w:rFonts w:ascii="Arial" w:cs="Arial" w:eastAsia="Arial" w:hAnsi="Arial"/>
+                <w:sz w:val="19"/>
+                <w:szCs w:val="19"/>
+              </w:rPr>
+              <w:t xml:space="preserve">In =T.TEST(B2:B6, C2:C6, 2, 2), what do the last two numbers mean? In =LINEST(…, TRUE, TRUE), what does the second TRUE add to the output?</w:t>
+            </w:r>
+          </w:p>
+        </w:tc>
+        <w:tc>
+          <w:tcPr>
+            <w:tcW w:type="dxa" w:w="900"/>
+            <w:tcBorders>
+              <w:top w:val="none" w:color="FFFFFF" w:sz="0"/>
+              <w:left w:val="none" w:color="FFFFFF" w:sz="0"/>
+              <w:bottom w:val="none" w:color="FFFFFF" w:sz="0"/>
+              <w:right w:val="none" w:color="FFFFFF" w:sz="0"/>
+            </w:tcBorders>
+            <w:tcMar>
+              <w:top w:type="dxa" w:w="60"/>
+              <w:left w:type="dxa" w:w="0"/>
+              <w:bottom w:type="dxa" w:w="20"/>
+              <w:right w:type="dxa" w:w="0"/>
+            </w:tcMar>
+          </w:tcPr>
+          <w:p>
+            <w:pPr>
+              <w:keepNext/>
+              <w:jc w:val="right"/>
+            </w:pPr>
+            <w:r>
+              <w:rPr>
+                <w:rFonts w:ascii="Arial" w:cs="Arial" w:eastAsia="Arial" w:hAnsi="Arial"/>
+                <w:b/>
+                <w:bCs/>
+                <w:color w:val="1F3A5F"/>
+                <w:sz w:val="16"/>
+                <w:szCs w:val="16"/>
+                <w:shd w:fill="DCE6F2" w:color="auto" w:val="clear"/>
+              </w:rPr>
+              <w:t xml:space="preserve">2 pts</w:t>
+            </w:r>
+          </w:p>
+        </w:tc>
+      </w:tr>
+    </w:tbl>
     <w:p>
       <w:pPr>
         <w:pBdr>
@@ -11400,7 +10332,7 @@
           <w:sz w:val="19"/>
           <w:szCs w:val="19"/>
         </w:rPr>
-        <w:t xml:space="preserve"> (two-tailed, equal variances).</w:t>
+        <w:t xml:space="preserve">.</w:t>
       </w:r>
     </w:p>
     <w:tbl>
@@ -11453,7 +10385,7 @@
                 <w:sz w:val="20"/>
                 <w:szCs w:val="20"/>
               </w:rPr>
-              <w:t xml:space="preserve">4c</w:t>
+              <w:t xml:space="preserve">5c</w:t>
             </w:r>
           </w:p>
         </w:tc>
@@ -11568,6 +10500,97 @@
     <w:p>
       <w:pPr>
         <w:spacing w:after="40" w:before="0"/>
+      </w:pPr>
+    </w:p>
+    <w:tbl>
+      <w:tblPr>
+        <w:tblW w:type="dxa" w:w="10206"/>
+        <w:tblBorders>
+          <w:top w:val="single" w:color="auto" w:sz="4"/>
+          <w:left w:val="single" w:color="auto" w:sz="4"/>
+          <w:bottom w:val="single" w:color="auto" w:sz="4"/>
+          <w:right w:val="single" w:color="auto" w:sz="4"/>
+          <w:insideH w:val="single" w:color="auto" w:sz="4"/>
+          <w:insideV w:val="single" w:color="auto" w:sz="4"/>
+        </w:tblBorders>
+      </w:tblPr>
+      <w:tblGrid>
+        <w:gridCol w:w="7806"/>
+        <w:gridCol w:w="2400"/>
+      </w:tblGrid>
+      <w:tr>
+        <w:tc>
+          <w:tcPr>
+            <w:tcW w:type="dxa" w:w="7806"/>
+            <w:tcBorders>
+              <w:top w:val="none" w:color="FFFFFF" w:sz="0"/>
+              <w:left w:val="none" w:color="FFFFFF" w:sz="0"/>
+              <w:bottom w:val="none" w:color="FFFFFF" w:sz="0"/>
+              <w:right w:val="none" w:color="FFFFFF" w:sz="0"/>
+            </w:tcBorders>
+            <w:shd w:fill="1F3A5F" w:color="auto" w:val="clear"/>
+            <w:tcMar>
+              <w:top w:type="dxa" w:w="70"/>
+              <w:left w:type="dxa" w:w="120"/>
+              <w:bottom w:type="dxa" w:w="70"/>
+              <w:right w:type="dxa" w:w="80"/>
+            </w:tcMar>
+          </w:tcPr>
+          <w:p>
+            <w:pPr>
+              <w:keepNext/>
+            </w:pPr>
+            <w:r>
+              <w:rPr>
+                <w:rFonts w:ascii="Arial" w:cs="Arial" w:eastAsia="Arial" w:hAnsi="Arial"/>
+                <w:b/>
+                <w:bCs/>
+                <w:color w:val="FFFFFF"/>
+                <w:sz w:val="21"/>
+                <w:szCs w:val="21"/>
+              </w:rPr>
+              <w:t xml:space="preserve">SUMMARY FOR THE OWNER</w:t>
+            </w:r>
+          </w:p>
+        </w:tc>
+        <w:tc>
+          <w:tcPr>
+            <w:tcW w:type="dxa" w:w="2400"/>
+            <w:tcBorders>
+              <w:top w:val="none" w:color="FFFFFF" w:sz="0"/>
+              <w:left w:val="none" w:color="FFFFFF" w:sz="0"/>
+              <w:bottom w:val="none" w:color="FFFFFF" w:sz="0"/>
+              <w:right w:val="none" w:color="FFFFFF" w:sz="0"/>
+            </w:tcBorders>
+            <w:shd w:fill="1F3A5F" w:color="auto" w:val="clear"/>
+            <w:tcMar>
+              <w:top w:type="dxa" w:w="70"/>
+              <w:left w:type="dxa" w:w="80"/>
+              <w:bottom w:type="dxa" w:w="70"/>
+              <w:right w:type="dxa" w:w="120"/>
+            </w:tcMar>
+          </w:tcPr>
+          <w:p>
+            <w:pPr>
+              <w:keepNext/>
+              <w:jc w:val="right"/>
+            </w:pPr>
+            <w:r>
+              <w:rPr>
+                <w:rFonts w:ascii="Arial" w:cs="Arial" w:eastAsia="Arial" w:hAnsi="Arial"/>
+                <w:color w:val="FFFFFF"/>
+                <w:sz w:val="17"/>
+                <w:szCs w:val="17"/>
+              </w:rPr>
+              <w:t xml:space="preserve">3 points · about 3 minutes</w:t>
+            </w:r>
+          </w:p>
+        </w:tc>
+      </w:tr>
+    </w:tbl>
+    <w:p>
+      <w:pPr>
+        <w:spacing w:after="60" w:before="0"/>
       </w:pPr>
     </w:p>
     <w:tbl>
@@ -11620,7 +10643,7 @@
                 <w:sz w:val="20"/>
                 <w:szCs w:val="20"/>
               </w:rPr>
-              <w:t xml:space="preserve">4d</w:t>
+              <w:t xml:space="preserve">6</w:t>
             </w:r>
           </w:p>
         </w:tc>
@@ -11651,7 +10674,7 @@
                 <w:sz w:val="19"/>
                 <w:szCs w:val="19"/>
               </w:rPr>
-              <w:t xml:space="preserve">The “after” days were warmer. What does that do to a conclusion that the price cut caused the rise?</w:t>
+              <w:t xml:space="preserve">Write 3–4 sentences to the café owner, who has no statistics background. Include: (i) one input from the Part 1 model and what a sensible change in it does to iced coffee sales, holding the others constant; (ii) what the price test showed; (iii) one caution.</w:t>
             </w:r>
           </w:p>
         </w:tc>
@@ -11686,7 +10709,7 @@
                 <w:szCs w:val="16"/>
                 <w:shd w:fill="DCE6F2" w:color="auto" w:val="clear"/>
               </w:rPr>
-              <w:t xml:space="preserve">1 pt</w:t>
+              <w:t xml:space="preserve">3 pts</w:t>
             </w:r>
           </w:p>
         </w:tc>
@@ -11700,232 +10723,6 @@
         <w:spacing w:after="150" w:before="0"/>
       </w:pPr>
     </w:p>
-    <w:p>
-      <w:pPr>
-        <w:pBdr>
-          <w:bottom w:val="single" w:color="A0A0A0" w:sz="4" w:space="11"/>
-        </w:pBdr>
-        <w:spacing w:after="150" w:before="0"/>
-      </w:pPr>
-    </w:p>
-    <w:p>
-      <w:pPr>
-        <w:spacing w:after="40" w:before="0"/>
-      </w:pPr>
-    </w:p>
-    <w:tbl>
-      <w:tblPr>
-        <w:tblW w:type="dxa" w:w="10206"/>
-        <w:tblBorders>
-          <w:top w:val="single" w:color="auto" w:sz="4"/>
-          <w:left w:val="single" w:color="auto" w:sz="4"/>
-          <w:bottom w:val="single" w:color="auto" w:sz="4"/>
-          <w:right w:val="single" w:color="auto" w:sz="4"/>
-          <w:insideH w:val="single" w:color="auto" w:sz="4"/>
-          <w:insideV w:val="single" w:color="auto" w:sz="4"/>
-        </w:tblBorders>
-      </w:tblPr>
-      <w:tblGrid>
-        <w:gridCol w:w="7806"/>
-        <w:gridCol w:w="2400"/>
-      </w:tblGrid>
-      <w:tr>
-        <w:tc>
-          <w:tcPr>
-            <w:tcW w:type="dxa" w:w="7806"/>
-            <w:tcBorders>
-              <w:top w:val="none" w:color="FFFFFF" w:sz="0"/>
-              <w:left w:val="none" w:color="FFFFFF" w:sz="0"/>
-              <w:bottom w:val="none" w:color="FFFFFF" w:sz="0"/>
-              <w:right w:val="none" w:color="FFFFFF" w:sz="0"/>
-            </w:tcBorders>
-            <w:shd w:fill="1F3A5F" w:color="auto" w:val="clear"/>
-            <w:tcMar>
-              <w:top w:type="dxa" w:w="70"/>
-              <w:left w:type="dxa" w:w="120"/>
-              <w:bottom w:type="dxa" w:w="70"/>
-              <w:right w:type="dxa" w:w="80"/>
-            </w:tcMar>
-          </w:tcPr>
-          <w:p>
-            <w:pPr>
-              <w:keepNext/>
-            </w:pPr>
-            <w:r>
-              <w:rPr>
-                <w:rFonts w:ascii="Arial" w:cs="Arial" w:eastAsia="Arial" w:hAnsi="Arial"/>
-                <w:b/>
-                <w:bCs/>
-                <w:color w:val="FFFFFF"/>
-                <w:sz w:val="21"/>
-                <w:szCs w:val="21"/>
-              </w:rPr>
-              <w:t xml:space="preserve">SECTION 5 · Summary for the owner</w:t>
-            </w:r>
-          </w:p>
-        </w:tc>
-        <w:tc>
-          <w:tcPr>
-            <w:tcW w:type="dxa" w:w="2400"/>
-            <w:tcBorders>
-              <w:top w:val="none" w:color="FFFFFF" w:sz="0"/>
-              <w:left w:val="none" w:color="FFFFFF" w:sz="0"/>
-              <w:bottom w:val="none" w:color="FFFFFF" w:sz="0"/>
-              <w:right w:val="none" w:color="FFFFFF" w:sz="0"/>
-            </w:tcBorders>
-            <w:shd w:fill="1F3A5F" w:color="auto" w:val="clear"/>
-            <w:tcMar>
-              <w:top w:type="dxa" w:w="70"/>
-              <w:left w:type="dxa" w:w="80"/>
-              <w:bottom w:type="dxa" w:w="70"/>
-              <w:right w:type="dxa" w:w="120"/>
-            </w:tcMar>
-          </w:tcPr>
-          <w:p>
-            <w:pPr>
-              <w:keepNext/>
-              <w:jc w:val="right"/>
-            </w:pPr>
-            <w:r>
-              <w:rPr>
-                <w:rFonts w:ascii="Arial" w:cs="Arial" w:eastAsia="Arial" w:hAnsi="Arial"/>
-                <w:color w:val="FFFFFF"/>
-                <w:sz w:val="17"/>
-                <w:szCs w:val="17"/>
-              </w:rPr>
-              <w:t xml:space="preserve">3 points · about 3 minutes</w:t>
-            </w:r>
-          </w:p>
-        </w:tc>
-      </w:tr>
-    </w:tbl>
-    <w:p>
-      <w:pPr>
-        <w:spacing w:after="60" w:before="0"/>
-      </w:pPr>
-    </w:p>
-    <w:tbl>
-      <w:tblPr>
-        <w:tblW w:type="dxa" w:w="10206"/>
-        <w:tblBorders>
-          <w:top w:val="single" w:color="auto" w:sz="4"/>
-          <w:left w:val="single" w:color="auto" w:sz="4"/>
-          <w:bottom w:val="single" w:color="auto" w:sz="4"/>
-          <w:right w:val="single" w:color="auto" w:sz="4"/>
-          <w:insideH w:val="single" w:color="auto" w:sz="4"/>
-          <w:insideV w:val="single" w:color="auto" w:sz="4"/>
-        </w:tblBorders>
-      </w:tblPr>
-      <w:tblGrid>
-        <w:gridCol w:w="900"/>
-        <w:gridCol w:w="8406"/>
-        <w:gridCol w:w="900"/>
-      </w:tblGrid>
-      <w:tr>
-        <w:trPr>
-          <w:cantSplit/>
-        </w:trPr>
-        <w:tc>
-          <w:tcPr>
-            <w:tcW w:type="dxa" w:w="900"/>
-            <w:tcBorders>
-              <w:top w:val="none" w:color="FFFFFF" w:sz="0"/>
-              <w:left w:val="none" w:color="FFFFFF" w:sz="0"/>
-              <w:bottom w:val="none" w:color="FFFFFF" w:sz="0"/>
-              <w:right w:val="none" w:color="FFFFFF" w:sz="0"/>
-            </w:tcBorders>
-            <w:tcMar>
-              <w:top w:type="dxa" w:w="60"/>
-              <w:left w:type="dxa" w:w="0"/>
-              <w:bottom w:type="dxa" w:w="20"/>
-              <w:right w:type="dxa" w:w="40"/>
-            </w:tcMar>
-          </w:tcPr>
-          <w:p>
-            <w:pPr>
-              <w:keepNext/>
-            </w:pPr>
-            <w:r>
-              <w:rPr>
-                <w:rFonts w:ascii="Arial" w:cs="Arial" w:eastAsia="Arial" w:hAnsi="Arial"/>
-                <w:b/>
-                <w:bCs/>
-                <w:color w:val="1F3A5F"/>
-                <w:sz w:val="20"/>
-                <w:szCs w:val="20"/>
-              </w:rPr>
-              <w:t xml:space="preserve">5</w:t>
-            </w:r>
-          </w:p>
-        </w:tc>
-        <w:tc>
-          <w:tcPr>
-            <w:tcW w:type="dxa" w:w="8406"/>
-            <w:tcBorders>
-              <w:top w:val="none" w:color="FFFFFF" w:sz="0"/>
-              <w:left w:val="none" w:color="FFFFFF" w:sz="0"/>
-              <w:bottom w:val="none" w:color="FFFFFF" w:sz="0"/>
-              <w:right w:val="none" w:color="FFFFFF" w:sz="0"/>
-            </w:tcBorders>
-            <w:tcMar>
-              <w:top w:type="dxa" w:w="60"/>
-              <w:left w:type="dxa" w:w="0"/>
-              <w:bottom w:type="dxa" w:w="20"/>
-              <w:right w:type="dxa" w:w="60"/>
-            </w:tcMar>
-          </w:tcPr>
-          <w:p>
-            <w:pPr>
-              <w:keepNext/>
-              <w:spacing w:after="30"/>
-            </w:pPr>
-            <w:r>
-              <w:rPr>
-                <w:rFonts w:ascii="Arial" w:cs="Arial" w:eastAsia="Arial" w:hAnsi="Arial"/>
-                <w:sz w:val="19"/>
-                <w:szCs w:val="19"/>
-              </w:rPr>
-              <w:t xml:space="preserve">Write 3–4 sentences to the café owner, who has no statistics background. Include: (i) which inputs you recommend for forecasting iced coffee sales and the main finding from the LINEST output; (ii) what the price test showed; (iii) one caution.</w:t>
-            </w:r>
-          </w:p>
-        </w:tc>
-        <w:tc>
-          <w:tcPr>
-            <w:tcW w:type="dxa" w:w="900"/>
-            <w:tcBorders>
-              <w:top w:val="none" w:color="FFFFFF" w:sz="0"/>
-              <w:left w:val="none" w:color="FFFFFF" w:sz="0"/>
-              <w:bottom w:val="none" w:color="FFFFFF" w:sz="0"/>
-              <w:right w:val="none" w:color="FFFFFF" w:sz="0"/>
-            </w:tcBorders>
-            <w:tcMar>
-              <w:top w:type="dxa" w:w="60"/>
-              <w:left w:type="dxa" w:w="0"/>
-              <w:bottom w:type="dxa" w:w="20"/>
-              <w:right w:type="dxa" w:w="0"/>
-            </w:tcMar>
-          </w:tcPr>
-          <w:p>
-            <w:pPr>
-              <w:keepNext/>
-              <w:jc w:val="right"/>
-            </w:pPr>
-            <w:r>
-              <w:rPr>
-                <w:rFonts w:ascii="Arial" w:cs="Arial" w:eastAsia="Arial" w:hAnsi="Arial"/>
-                <w:b/>
-                <w:bCs/>
-                <w:color w:val="1F3A5F"/>
-                <w:sz w:val="16"/>
-                <w:szCs w:val="16"/>
-                <w:shd w:fill="DCE6F2" w:color="auto" w:val="clear"/>
-              </w:rPr>
-              <w:t xml:space="preserve">3 pts</w:t>
-            </w:r>
-          </w:p>
-        </w:tc>
-      </w:tr>
-    </w:tbl>
     <w:p>
       <w:pPr>
         <w:pBdr>
